--- a/SistemBeritaAcara.Web/wwwroot/files/documents/ba-13-draft.docx
+++ b/SistemBeritaAcara.Web/wwwroot/files/documents/ba-13-draft.docx
@@ -15,6 +15,7 @@
           <w:insideV w:val="none" w:color="auto" w:sz="0" w:space="0"/>
         </w:tblBorders>
         <w:tblLook w:val="04A0" w:firstRow="1" w:lastRow="0" w:firstColumn="1" w:lastColumn="0" w:noHBand="0" w:noVBand="1"/>
+        <w:tblLayout w:type="fixed"/>
       </w:tblPr>
       <w:tblGrid>
         <w:gridCol w:w="1755"/>
@@ -37,9 +38,17 @@
                 <w:noProof/>
               </w:rPr>
               <w:drawing>
-                <wp:inline distT="0" distB="0" distL="0" distR="0" wp14:anchorId="3CBE1705" wp14:editId="0F43DA6D">
-                  <wp:extent cx="977676" cy="287215"/>
+                <wp:anchor distT="0" distB="0" distL="114300" distR="114300" simplePos="0" relativeHeight="251659264" behindDoc="0" locked="0" layoutInCell="1" allowOverlap="1" wp14:editId="7BDD633D" wp14:anchorId="27E6B33E">
+                  <wp:simplePos x="0" y="0"/>
+                  <wp:positionH relativeFrom="column">
+                    <wp:posOffset>-183125</wp:posOffset>
+                  </wp:positionH>
+                  <wp:positionV relativeFrom="paragraph">
+                    <wp:posOffset>-89535</wp:posOffset>
+                  </wp:positionV>
+                  <wp:extent cx="1186249" cy="348488"/>
                   <wp:effectExtent l="0" t="0" r="0" b="0"/>
+                  <wp:wrapNone/>
                   <wp:docPr id="2091714517" name="Picture 1" descr="PT Pertamina Patra Niaga Logo Vector"/>
                   <wp:cNvGraphicFramePr>
                     <a:graphicFrameLocks xmlns:a="http://schemas.openxmlformats.org/drawingml/2006/main" noChangeAspect="1"/>
@@ -69,7 +78,7 @@
                         <pic:spPr bwMode="auto">
                           <a:xfrm>
                             <a:off x="0" y="0"/>
-                            <a:ext cx="1023252" cy="300604"/>
+                            <a:ext cx="1186249" cy="348488"/>
                           </a:xfrm>
                           <a:prstGeom prst="rect">
                             <a:avLst/>
@@ -87,7 +96,13 @@
                       </pic:pic>
                     </a:graphicData>
                   </a:graphic>
-                </wp:inline>
+                  <wp14:sizeRelH relativeFrom="margin">
+                    <wp14:pctWidth>0</wp14:pctWidth>
+                  </wp14:sizeRelH>
+                  <wp14:sizeRelV relativeFrom="margin">
+                    <wp14:pctHeight>0</wp14:pctHeight>
+                  </wp14:sizeRelV>
+                </wp:anchor>
               </w:drawing>
             </w:r>
           </w:p>
@@ -156,15 +171,7 @@
               </w:rPr>
             </w:pPr>
             <w:r>
-              <w:t xml:space="preserve">Gd. Wisma </w:t>
-            </w:r>
-            <w:proofErr w:type="spellStart"/>
-            <w:r>
-              <w:t>Tugu</w:t>
-            </w:r>
-            <w:proofErr w:type="spellEnd"/>
-            <w:r>
-              <w:t xml:space="preserve"> II Lt. 2 Jl. </w:t>
+              <w:t xml:space="preserve">Gd. Wisma Tugu II Lt. 2 Jl. </w:t>
             </w:r>
             <w:r>
               <w:rPr>
@@ -228,20 +235,20 @@
               <w:tblStyle w:val="TableGrid"/>
               <w:tblW w:w="0" w:type="auto"/>
               <w:tblBorders>
-                <w:insideH w:val="none" w:color="auto" w:sz="0" w:space="0"/>
                 <w:insideV w:val="none" w:color="auto" w:sz="0" w:space="0"/>
               </w:tblBorders>
               <w:tblLook w:val="04A0" w:firstRow="1" w:lastRow="0" w:firstColumn="1" w:lastColumn="0" w:noHBand="0" w:noVBand="1"/>
+              <w:tblLayout w:type="fixed"/>
             </w:tblPr>
             <w:tblGrid>
-              <w:gridCol w:w="1466"/>
+              <w:gridCol w:w="885"/>
               <w:gridCol w:w="272"/>
-              <w:gridCol w:w="2719"/>
+              <w:gridCol w:w="3300"/>
             </w:tblGrid>
             <w:tr>
               <w:tc>
                 <w:tcPr>
-                  <w:tcW w:w="1485" w:type="dxa"/>
+                  <w:tcW w:w="885" w:type="dxa"/>
                 </w:tcPr>
                 <w:p>
                   <w:pPr>
@@ -263,7 +270,7 @@
               </w:tc>
               <w:tc>
                 <w:tcPr>
-                  <w:tcW w:w="236" w:type="dxa"/>
+                  <w:tcW w:w="270" w:type="dxa"/>
                 </w:tcPr>
                 <w:p>
                   <w:pPr>
@@ -281,7 +288,7 @@
               </w:tc>
               <w:tc>
                 <w:tcPr>
-                  <w:tcW w:w="2736" w:type="dxa"/>
+                  <w:tcW w:w="3302" w:type="dxa"/>
                 </w:tcPr>
                 <w:p>
                   <w:pPr>
@@ -297,7 +304,7 @@
                       <w:sz w:val="18"/>
                       <w:szCs w:val="18"/>
                     </w:rPr>
-                    <w:t>BA 010/PPNEG1000/VI/2026-S0</w:t>
+                    <w:t>Draft</w:t>
                   </w:r>
                 </w:p>
               </w:tc>
@@ -305,7 +312,7 @@
             <w:tr>
               <w:tc>
                 <w:tcPr>
-                  <w:tcW w:w="1485" w:type="dxa"/>
+                  <w:tcW w:w="885" w:type="dxa"/>
                 </w:tcPr>
                 <w:p>
                   <w:pPr>
@@ -327,7 +334,7 @@
               </w:tc>
               <w:tc>
                 <w:tcPr>
-                  <w:tcW w:w="236" w:type="dxa"/>
+                  <w:tcW w:w="270" w:type="dxa"/>
                 </w:tcPr>
                 <w:p>
                   <w:pPr>
@@ -345,7 +352,7 @@
               </w:tc>
               <w:tc>
                 <w:tcPr>
-                  <w:tcW w:w="2736" w:type="dxa"/>
+                  <w:tcW w:w="3302" w:type="dxa"/>
                 </w:tcPr>
                 <w:p>
                   <w:pPr>
@@ -361,7 +368,7 @@
                       <w:sz w:val="18"/>
                       <w:szCs w:val="18"/>
                     </w:rPr>
-                    <w:t>16 Juni 2026</w:t>
+                    <w:t>29 Juni 2026</w:t>
                   </w:r>
                 </w:p>
               </w:tc>
@@ -369,7 +376,7 @@
             <w:tr>
               <w:tc>
                 <w:tcPr>
-                  <w:tcW w:w="1485" w:type="dxa"/>
+                  <w:tcW w:w="885" w:type="dxa"/>
                 </w:tcPr>
                 <w:p>
                   <w:pPr>
@@ -391,7 +398,7 @@
               </w:tc>
               <w:tc>
                 <w:tcPr>
-                  <w:tcW w:w="236" w:type="dxa"/>
+                  <w:tcW w:w="270" w:type="dxa"/>
                 </w:tcPr>
                 <w:p>
                   <w:pPr>
@@ -409,7 +416,7 @@
               </w:tc>
               <w:tc>
                 <w:tcPr>
-                  <w:tcW w:w="2736" w:type="dxa"/>
+                  <w:tcW w:w="3302" w:type="dxa"/>
                 </w:tcPr>
                 <w:p>
                   <w:pPr>
@@ -433,7 +440,7 @@
             <w:tr>
               <w:tc>
                 <w:tcPr>
-                  <w:tcW w:w="1485" w:type="dxa"/>
+                  <w:tcW w:w="885" w:type="dxa"/>
                 </w:tcPr>
                 <w:p>
                   <w:pPr>
@@ -455,7 +462,7 @@
               </w:tc>
               <w:tc>
                 <w:tcPr>
-                  <w:tcW w:w="236" w:type="dxa"/>
+                  <w:tcW w:w="270" w:type="dxa"/>
                 </w:tcPr>
                 <w:p>
                   <w:pPr>
@@ -473,7 +480,7 @@
               </w:tc>
               <w:tc>
                 <w:tcPr>
-                  <w:tcW w:w="2736" w:type="dxa"/>
+                  <w:tcW w:w="3302" w:type="dxa"/>
                 </w:tcPr>
                 <w:p>
                   <w:pPr>
@@ -489,7 +496,7 @@
                       <w:sz w:val="18"/>
                       <w:szCs w:val="18"/>
                     </w:rPr>
-                    <w:t>SBM Industry I</w:t>
+                    <w:t>Inspector II Reliability</w:t>
                   </w:r>
                 </w:p>
               </w:tc>
@@ -530,14 +537,14 @@
         <w:tblLook w:val="04A0" w:firstRow="1" w:lastRow="0" w:firstColumn="1" w:lastColumn="0" w:noHBand="0" w:noVBand="1"/>
       </w:tblPr>
       <w:tblGrid>
-        <w:gridCol w:w="2785"/>
+        <w:gridCol w:w="3235"/>
         <w:gridCol w:w="270"/>
-        <w:gridCol w:w="6073"/>
+        <w:gridCol w:w="5623"/>
       </w:tblGrid>
       <w:tr>
         <w:tc>
           <w:tcPr>
-            <w:tcW w:w="2785" w:type="dxa"/>
+            <w:tcW w:w="3235" w:type="dxa"/>
             <w:tcMar>
               <w:top w:w="60" w:type="dxa"/>
               <w:left w:w="80" w:type="dxa"/>
@@ -547,33 +554,18 @@
           </w:tcPr>
           <w:p>
             <w:pPr>
-              <w:rPr>
-                <w:sz w:val="18"/>
-                <w:szCs w:val="18"/>
-              </w:rPr>
-            </w:pPr>
-            <w:r>
-              <w:rPr>
-                <w:sz w:val="18"/>
-                <w:szCs w:val="18"/>
-              </w:rPr>
-              <w:t xml:space="preserve">Nama </w:t>
-            </w:r>
-            <w:proofErr w:type="spellStart"/>
-            <w:r>
-              <w:rPr>
-                <w:sz w:val="18"/>
-                <w:szCs w:val="18"/>
-              </w:rPr>
-              <w:t>Penanggung</w:t>
-            </w:r>
-            <w:proofErr w:type="spellEnd"/>
-            <w:r>
-              <w:rPr>
-                <w:sz w:val="18"/>
-                <w:szCs w:val="18"/>
-              </w:rPr>
-              <w:t xml:space="preserve"> Jawab</w:t>
+              <w:ind w:left="274"/>
+              <w:rPr>
+                <w:sz w:val="18"/>
+                <w:szCs w:val="18"/>
+              </w:rPr>
+            </w:pPr>
+            <w:r>
+              <w:rPr>
+                <w:sz w:val="18"/>
+                <w:szCs w:val="18"/>
+              </w:rPr>
+              <w:t>Nama Penanggung Jawab</w:t>
             </w:r>
           </w:p>
         </w:tc>
@@ -606,7 +598,7 @@
         </w:tc>
         <w:tc>
           <w:tcPr>
-            <w:tcW w:w="6073" w:type="dxa"/>
+            <w:tcW w:w="5623" w:type="dxa"/>
             <w:tcMar>
               <w:top w:w="60" w:type="dxa"/>
               <w:left w:w="80" w:type="dxa"/>
@@ -626,7 +618,7 @@
                 <w:sz w:val="18"/>
                 <w:szCs w:val="18"/>
               </w:rPr>
-              <w:t>Reed Richard</w:t>
+              <w:t>Andika</w:t>
             </w:r>
           </w:p>
         </w:tc>
@@ -634,7 +626,7 @@
       <w:tr>
         <w:tc>
           <w:tcPr>
-            <w:tcW w:w="2785" w:type="dxa"/>
+            <w:tcW w:w="3235" w:type="dxa"/>
             <w:tcMar>
               <w:top w:w="60" w:type="dxa"/>
               <w:left w:w="80" w:type="dxa"/>
@@ -644,6 +636,7 @@
           </w:tcPr>
           <w:p>
             <w:pPr>
+              <w:ind w:left="274"/>
               <w:rPr>
                 <w:sz w:val="18"/>
                 <w:szCs w:val="18"/>
@@ -687,7 +680,7 @@
         </w:tc>
         <w:tc>
           <w:tcPr>
-            <w:tcW w:w="6073" w:type="dxa"/>
+            <w:tcW w:w="5623" w:type="dxa"/>
             <w:tcMar>
               <w:top w:w="60" w:type="dxa"/>
               <w:left w:w="80" w:type="dxa"/>
@@ -707,7 +700,7 @@
                 <w:sz w:val="18"/>
                 <w:szCs w:val="18"/>
               </w:rPr>
-              <w:t>123457</w:t>
+              <w:t>823456</w:t>
             </w:r>
           </w:p>
         </w:tc>
@@ -715,7 +708,7 @@
       <w:tr>
         <w:tc>
           <w:tcPr>
-            <w:tcW w:w="2785" w:type="dxa"/>
+            <w:tcW w:w="3235" w:type="dxa"/>
             <w:tcMar>
               <w:top w:w="60" w:type="dxa"/>
               <w:left w:w="80" w:type="dxa"/>
@@ -725,6 +718,7 @@
           </w:tcPr>
           <w:p>
             <w:pPr>
+              <w:ind w:left="274"/>
               <w:rPr>
                 <w:sz w:val="18"/>
                 <w:szCs w:val="18"/>
@@ -768,7 +762,7 @@
         </w:tc>
         <w:tc>
           <w:tcPr>
-            <w:tcW w:w="6073" w:type="dxa"/>
+            <w:tcW w:w="5623" w:type="dxa"/>
             <w:tcMar>
               <w:top w:w="60" w:type="dxa"/>
               <w:left w:w="80" w:type="dxa"/>
@@ -796,7 +790,7 @@
       <w:tr>
         <w:tc>
           <w:tcPr>
-            <w:tcW w:w="2785" w:type="dxa"/>
+            <w:tcW w:w="3235" w:type="dxa"/>
             <w:tcMar>
               <w:top w:w="60" w:type="dxa"/>
               <w:left w:w="80" w:type="dxa"/>
@@ -806,36 +800,19 @@
           </w:tcPr>
           <w:p>
             <w:pPr>
-              <w:rPr>
-                <w:sz w:val="18"/>
-                <w:szCs w:val="18"/>
-              </w:rPr>
-            </w:pPr>
-            <w:proofErr w:type="spellStart"/>
-            <w:r>
-              <w:rPr>
-                <w:sz w:val="18"/>
-                <w:szCs w:val="18"/>
-              </w:rPr>
-              <w:t>Fungsi</w:t>
-            </w:r>
-            <w:proofErr w:type="spellEnd"/>
-            <w:r>
-              <w:rPr>
-                <w:sz w:val="18"/>
-                <w:szCs w:val="18"/>
-              </w:rPr>
-              <w:t>/</w:t>
-            </w:r>
-            <w:proofErr w:type="spellStart"/>
-            <w:r>
-              <w:rPr>
-                <w:sz w:val="18"/>
-                <w:szCs w:val="18"/>
-              </w:rPr>
-              <w:t>Direktorat</w:t>
-            </w:r>
-            <w:proofErr w:type="spellEnd"/>
+              <w:ind w:left="274"/>
+              <w:rPr>
+                <w:sz w:val="18"/>
+                <w:szCs w:val="18"/>
+              </w:rPr>
+            </w:pPr>
+            <w:r>
+              <w:rPr>
+                <w:sz w:val="18"/>
+                <w:szCs w:val="18"/>
+              </w:rPr>
+              <w:t>Fungsi/Direktorat</w:t>
+            </w:r>
           </w:p>
         </w:tc>
         <w:tc>
@@ -867,7 +844,7 @@
         </w:tc>
         <w:tc>
           <w:tcPr>
-            <w:tcW w:w="6073" w:type="dxa"/>
+            <w:tcW w:w="5623" w:type="dxa"/>
             <w:tcMar>
               <w:top w:w="60" w:type="dxa"/>
               <w:left w:w="80" w:type="dxa"/>
@@ -887,24 +864,15 @@
                 <w:sz w:val="18"/>
                 <w:szCs w:val="18"/>
               </w:rPr>
-              <w:t xml:space="preserve">Rel. &amp; Project Dev. Sumbagsel</w:t>
-            </w:r>
-            <w:proofErr w:type="spellStart"/>
-            <w:r>
-              <w:rPr>
-                <w:sz w:val="18"/>
-                <w:szCs w:val="18"/>
-              </w:rPr>
-              <w:t/>
-            </w:r>
-            <w:proofErr w:type="spellEnd"/>
+              <w:t>Rel. &amp; Project Dev. Sumbagsel</w:t>
+            </w:r>
           </w:p>
         </w:tc>
       </w:tr>
       <w:tr>
         <w:tc>
           <w:tcPr>
-            <w:tcW w:w="2785" w:type="dxa"/>
+            <w:tcW w:w="3235" w:type="dxa"/>
             <w:tcMar>
               <w:top w:w="60" w:type="dxa"/>
               <w:left w:w="80" w:type="dxa"/>
@@ -914,6 +882,7 @@
           </w:tcPr>
           <w:p>
             <w:pPr>
+              <w:ind w:left="274"/>
               <w:rPr>
                 <w:sz w:val="18"/>
                 <w:szCs w:val="18"/>
@@ -957,7 +926,7 @@
         </w:tc>
         <w:tc>
           <w:tcPr>
-            <w:tcW w:w="6073" w:type="dxa"/>
+            <w:tcW w:w="5623" w:type="dxa"/>
             <w:tcMar>
               <w:top w:w="60" w:type="dxa"/>
               <w:left w:w="80" w:type="dxa"/>
@@ -977,24 +946,15 @@
                 <w:sz w:val="18"/>
                 <w:szCs w:val="18"/>
               </w:rPr>
-              <w:t xml:space="preserve">Rel. &amp; Project Dev. Sumbagsel</w:t>
-            </w:r>
-            <w:proofErr w:type="spellStart"/>
-            <w:r>
-              <w:rPr>
-                <w:sz w:val="18"/>
-                <w:szCs w:val="18"/>
-              </w:rPr>
-              <w:t/>
-            </w:r>
-            <w:proofErr w:type="spellEnd"/>
+              <w:t>Rel. &amp; Project Dev. Sumbagsel</w:t>
+            </w:r>
           </w:p>
         </w:tc>
       </w:tr>
       <w:tr>
         <w:tc>
           <w:tcPr>
-            <w:tcW w:w="2785" w:type="dxa"/>
+            <w:tcW w:w="3235" w:type="dxa"/>
             <w:tcMar>
               <w:top w:w="60" w:type="dxa"/>
               <w:left w:w="80" w:type="dxa"/>
@@ -1004,6 +964,7 @@
           </w:tcPr>
           <w:p>
             <w:pPr>
+              <w:ind w:left="274"/>
               <w:rPr>
                 <w:sz w:val="18"/>
                 <w:szCs w:val="18"/>
@@ -1047,7 +1008,7 @@
         </w:tc>
         <w:tc>
           <w:tcPr>
-            <w:tcW w:w="6073" w:type="dxa"/>
+            <w:tcW w:w="5623" w:type="dxa"/>
             <w:tcMar>
               <w:top w:w="60" w:type="dxa"/>
               <w:left w:w="80" w:type="dxa"/>
@@ -1067,7 +1028,7 @@
                 <w:sz w:val="18"/>
                 <w:szCs w:val="18"/>
               </w:rPr>
-              <w:t>romigame7406@gmail.com</w:t>
+              <w:t>andika.perdana@pertamina.com</w:t>
             </w:r>
           </w:p>
         </w:tc>
@@ -1075,7 +1036,7 @@
       <w:tr>
         <w:tc>
           <w:tcPr>
-            <w:tcW w:w="2785" w:type="dxa"/>
+            <w:tcW w:w="3235" w:type="dxa"/>
             <w:tcMar>
               <w:top w:w="60" w:type="dxa"/>
               <w:left w:w="80" w:type="dxa"/>
@@ -1085,27 +1046,19 @@
           </w:tcPr>
           <w:p>
             <w:pPr>
-              <w:rPr>
-                <w:sz w:val="18"/>
-                <w:szCs w:val="18"/>
-              </w:rPr>
-            </w:pPr>
-            <w:r>
-              <w:rPr>
-                <w:sz w:val="18"/>
-                <w:szCs w:val="18"/>
-              </w:rPr>
-              <w:t xml:space="preserve">No. </w:t>
-            </w:r>
-            <w:proofErr w:type="spellStart"/>
-            <w:r>
-              <w:rPr>
-                <w:sz w:val="18"/>
-                <w:szCs w:val="18"/>
-              </w:rPr>
-              <w:t>Pekerja</w:t>
-            </w:r>
-            <w:proofErr w:type="spellEnd"/>
+              <w:ind w:left="274"/>
+              <w:rPr>
+                <w:sz w:val="18"/>
+                <w:szCs w:val="18"/>
+              </w:rPr>
+            </w:pPr>
+            <w:r>
+              <w:rPr>
+                <w:sz w:val="18"/>
+                <w:szCs w:val="18"/>
+              </w:rPr>
+              <w:t>No. Pekerja</w:t>
+            </w:r>
           </w:p>
         </w:tc>
         <w:tc>
@@ -1137,7 +1090,7 @@
         </w:tc>
         <w:tc>
           <w:tcPr>
-            <w:tcW w:w="6073" w:type="dxa"/>
+            <w:tcW w:w="5623" w:type="dxa"/>
             <w:tcMar>
               <w:top w:w="60" w:type="dxa"/>
               <w:left w:w="80" w:type="dxa"/>
@@ -1157,7 +1110,7 @@
                 <w:sz w:val="18"/>
                 <w:szCs w:val="18"/>
               </w:rPr>
-              <w:t>10</w:t>
+              <w:t>8</w:t>
             </w:r>
           </w:p>
         </w:tc>
@@ -1165,7 +1118,7 @@
       <w:tr>
         <w:tc>
           <w:tcPr>
-            <w:tcW w:w="2785" w:type="dxa"/>
+            <w:tcW w:w="3235" w:type="dxa"/>
             <w:tcMar>
               <w:top w:w="60" w:type="dxa"/>
               <w:left w:w="80" w:type="dxa"/>
@@ -1175,6 +1128,7 @@
           </w:tcPr>
           <w:p>
             <w:pPr>
+              <w:ind w:left="274"/>
               <w:rPr>
                 <w:sz w:val="18"/>
                 <w:szCs w:val="18"/>
@@ -1218,7 +1172,7 @@
         </w:tc>
         <w:tc>
           <w:tcPr>
-            <w:tcW w:w="6073" w:type="dxa"/>
+            <w:tcW w:w="5623" w:type="dxa"/>
             <w:tcMar>
               <w:top w:w="60" w:type="dxa"/>
               <w:left w:w="80" w:type="dxa"/>
@@ -1238,7 +1192,7 @@
                 <w:sz w:val="18"/>
                 <w:szCs w:val="18"/>
               </w:rPr>
-              <w:t>-</w:t>
+              <w:t>082137136842</w:t>
             </w:r>
           </w:p>
         </w:tc>
@@ -1252,13 +1206,13 @@
     <w:p>
       <w:pPr>
         <w:spacing w:line="276" w:lineRule="auto"/>
+        <w:ind w:left="360"/>
         <w:jc w:val="both"/>
         <w:rPr>
           <w:b/>
           <w:bCs/>
           <w:sz w:val="18"/>
           <w:szCs w:val="18"/>
-          <w:lang w:val="nb-NO"/>
         </w:rPr>
       </w:pPr>
       <w:r>
@@ -1267,49 +1221,48 @@
           <w:bCs/>
           <w:sz w:val="18"/>
           <w:szCs w:val="18"/>
-          <w:lang w:val="nb-NO"/>
-        </w:rPr>
-        <w:t xml:space="preserve">Pada hari ini </w:t>
-      </w:r>
+        </w:rPr>
+        <w:t xml:space="preserve">Pada hari ini Senin Tanggal 29 Juni 2026 telah diserahterimakan perangkat dengan spesifikasi serta syarat-syarat dan ketentuan sebagai berikut:</w:t>
+      </w:r>
+      <w:proofErr w:type="spellStart"/>
       <w:r>
         <w:rPr>
           <w:b/>
           <w:bCs/>
           <w:sz w:val="18"/>
           <w:szCs w:val="18"/>
-          <w:lang w:val="nb-NO"/>
-        </w:rPr>
-        <w:t>Selasa</w:t>
-      </w:r>
+        </w:rPr>
+        <w:t/>
+      </w:r>
+      <w:proofErr w:type="spellEnd"/>
       <w:r>
         <w:rPr>
           <w:b/>
           <w:bCs/>
           <w:sz w:val="18"/>
           <w:szCs w:val="18"/>
-          <w:lang w:val="nb-NO"/>
-        </w:rPr>
-        <w:t xml:space="preserve"> Tanggal </w:t>
-      </w:r>
+        </w:rPr>
+        <w:t xml:space="preserve"/>
+      </w:r>
+      <w:proofErr w:type="spellStart"/>
       <w:r>
         <w:rPr>
           <w:b/>
           <w:bCs/>
           <w:sz w:val="18"/>
           <w:szCs w:val="18"/>
-          <w:lang w:val="nb-NO"/>
-        </w:rPr>
-        <w:t>16</w:t>
-      </w:r>
+        </w:rPr>
+        <w:t/>
+      </w:r>
+      <w:proofErr w:type="spellEnd"/>
       <w:r>
         <w:rPr>
           <w:b/>
           <w:bCs/>
           <w:sz w:val="18"/>
           <w:szCs w:val="18"/>
-          <w:lang w:val="nb-NO"/>
-        </w:rPr>
-        <w:t xml:space="preserve"> </w:t>
+        </w:rPr>
+        <w:t xml:space="preserve"/>
       </w:r>
       <w:r>
         <w:rPr>
@@ -1317,19 +1270,353 @@
           <w:bCs/>
           <w:sz w:val="18"/>
           <w:szCs w:val="18"/>
-          <w:lang w:val="nb-NO"/>
-        </w:rPr>
-        <w:t>Juni</w:t>
-      </w:r>
+        </w:rPr>
+        <w:t/>
+      </w:r>
+      <w:proofErr w:type="spellStart"/>
       <w:r>
         <w:rPr>
           <w:b/>
           <w:bCs/>
           <w:sz w:val="18"/>
           <w:szCs w:val="18"/>
-          <w:lang w:val="nb-NO"/>
-        </w:rPr>
-        <w:t xml:space="preserve"> 2026 telah diserahterimakan perangkat dengan spesifikasi serta syarat-syarat dan ketentuan sebagai berikut:</w:t>
+        </w:rPr>
+        <w:t/>
+      </w:r>
+      <w:proofErr w:type="spellEnd"/>
+      <w:r>
+        <w:rPr>
+          <w:b/>
+          <w:bCs/>
+          <w:sz w:val="18"/>
+          <w:szCs w:val="18"/>
+        </w:rPr>
+        <w:t/>
+      </w:r>
+      <w:r>
+        <w:rPr>
+          <w:b/>
+          <w:bCs/>
+          <w:sz w:val="18"/>
+          <w:szCs w:val="18"/>
+        </w:rPr>
+        <w:t xml:space="preserve"/>
+      </w:r>
+      <w:proofErr w:type="spellStart"/>
+      <w:r>
+        <w:rPr>
+          <w:b/>
+          <w:bCs/>
+          <w:sz w:val="18"/>
+          <w:szCs w:val="18"/>
+        </w:rPr>
+        <w:t/>
+      </w:r>
+      <w:proofErr w:type="spellEnd"/>
+      <w:r>
+        <w:rPr>
+          <w:b/>
+          <w:bCs/>
+          <w:sz w:val="18"/>
+          <w:szCs w:val="18"/>
+        </w:rPr>
+        <w:t xml:space="preserve"/>
+      </w:r>
+      <w:r>
+        <w:rPr>
+          <w:b/>
+          <w:bCs/>
+          <w:sz w:val="18"/>
+          <w:szCs w:val="18"/>
+        </w:rPr>
+        <w:t/>
+      </w:r>
+      <w:proofErr w:type="spellStart"/>
+      <w:r>
+        <w:rPr>
+          <w:b/>
+          <w:bCs/>
+          <w:sz w:val="18"/>
+          <w:szCs w:val="18"/>
+        </w:rPr>
+        <w:t/>
+      </w:r>
+      <w:proofErr w:type="spellEnd"/>
+      <w:r>
+        <w:rPr>
+          <w:b/>
+          <w:bCs/>
+          <w:sz w:val="18"/>
+          <w:szCs w:val="18"/>
+        </w:rPr>
+        <w:t/>
+      </w:r>
+      <w:r>
+        <w:rPr>
+          <w:b/>
+          <w:bCs/>
+          <w:sz w:val="18"/>
+          <w:szCs w:val="18"/>
+        </w:rPr>
+        <w:t xml:space="preserve"/>
+      </w:r>
+      <w:r>
+        <w:rPr>
+          <w:b/>
+          <w:bCs/>
+          <w:sz w:val="18"/>
+          <w:szCs w:val="18"/>
+        </w:rPr>
+        <w:t/>
+      </w:r>
+      <w:proofErr w:type="spellStart"/>
+      <w:r>
+        <w:rPr>
+          <w:b/>
+          <w:bCs/>
+          <w:sz w:val="18"/>
+          <w:szCs w:val="18"/>
+        </w:rPr>
+        <w:t/>
+      </w:r>
+      <w:proofErr w:type="spellEnd"/>
+      <w:r>
+        <w:rPr>
+          <w:b/>
+          <w:bCs/>
+          <w:sz w:val="18"/>
+          <w:szCs w:val="18"/>
+        </w:rPr>
+        <w:t/>
+      </w:r>
+      <w:r>
+        <w:rPr>
+          <w:b/>
+          <w:bCs/>
+          <w:sz w:val="18"/>
+          <w:szCs w:val="18"/>
+        </w:rPr>
+        <w:t xml:space="preserve"/>
+      </w:r>
+      <w:proofErr w:type="spellStart"/>
+      <w:r>
+        <w:rPr>
+          <w:b/>
+          <w:bCs/>
+          <w:sz w:val="18"/>
+          <w:szCs w:val="18"/>
+        </w:rPr>
+        <w:t/>
+      </w:r>
+      <w:proofErr w:type="spellEnd"/>
+      <w:r>
+        <w:rPr>
+          <w:b/>
+          <w:bCs/>
+          <w:sz w:val="18"/>
+          <w:szCs w:val="18"/>
+        </w:rPr>
+        <w:t xml:space="preserve"/>
+      </w:r>
+      <w:proofErr w:type="spellStart"/>
+      <w:r>
+        <w:rPr>
+          <w:b/>
+          <w:bCs/>
+          <w:sz w:val="18"/>
+          <w:szCs w:val="18"/>
+        </w:rPr>
+        <w:t/>
+      </w:r>
+      <w:proofErr w:type="spellEnd"/>
+      <w:r>
+        <w:rPr>
+          <w:b/>
+          <w:bCs/>
+          <w:sz w:val="18"/>
+          <w:szCs w:val="18"/>
+        </w:rPr>
+        <w:t xml:space="preserve"/>
+      </w:r>
+      <w:proofErr w:type="spellStart"/>
+      <w:r>
+        <w:rPr>
+          <w:b/>
+          <w:bCs/>
+          <w:sz w:val="18"/>
+          <w:szCs w:val="18"/>
+        </w:rPr>
+        <w:t/>
+      </w:r>
+      <w:proofErr w:type="spellEnd"/>
+      <w:r>
+        <w:rPr>
+          <w:b/>
+          <w:bCs/>
+          <w:sz w:val="18"/>
+          <w:szCs w:val="18"/>
+        </w:rPr>
+        <w:t xml:space="preserve"/>
+      </w:r>
+      <w:proofErr w:type="spellStart"/>
+      <w:r>
+        <w:rPr>
+          <w:b/>
+          <w:bCs/>
+          <w:sz w:val="18"/>
+          <w:szCs w:val="18"/>
+        </w:rPr>
+        <w:t/>
+      </w:r>
+      <w:proofErr w:type="spellEnd"/>
+      <w:r>
+        <w:rPr>
+          <w:b/>
+          <w:bCs/>
+          <w:sz w:val="18"/>
+          <w:szCs w:val="18"/>
+        </w:rPr>
+        <w:t xml:space="preserve"/>
+      </w:r>
+      <w:proofErr w:type="spellStart"/>
+      <w:r>
+        <w:rPr>
+          <w:b/>
+          <w:bCs/>
+          <w:sz w:val="18"/>
+          <w:szCs w:val="18"/>
+        </w:rPr>
+        <w:t/>
+      </w:r>
+      <w:proofErr w:type="spellEnd"/>
+      <w:r>
+        <w:rPr>
+          <w:b/>
+          <w:bCs/>
+          <w:sz w:val="18"/>
+          <w:szCs w:val="18"/>
+        </w:rPr>
+        <w:t xml:space="preserve"/>
+      </w:r>
+      <w:proofErr w:type="spellStart"/>
+      <w:r>
+        <w:rPr>
+          <w:b/>
+          <w:bCs/>
+          <w:sz w:val="18"/>
+          <w:szCs w:val="18"/>
+        </w:rPr>
+        <w:t/>
+      </w:r>
+      <w:proofErr w:type="spellEnd"/>
+      <w:r>
+        <w:rPr>
+          <w:b/>
+          <w:bCs/>
+          <w:sz w:val="18"/>
+          <w:szCs w:val="18"/>
+        </w:rPr>
+        <w:t xml:space="preserve"/>
+      </w:r>
+      <w:proofErr w:type="spellStart"/>
+      <w:r>
+        <w:rPr>
+          <w:b/>
+          <w:bCs/>
+          <w:sz w:val="18"/>
+          <w:szCs w:val="18"/>
+        </w:rPr>
+        <w:t/>
+      </w:r>
+      <w:proofErr w:type="spellEnd"/>
+      <w:r>
+        <w:rPr>
+          <w:b/>
+          <w:bCs/>
+          <w:sz w:val="18"/>
+          <w:szCs w:val="18"/>
+        </w:rPr>
+        <w:t xml:space="preserve"/>
+      </w:r>
+      <w:proofErr w:type="spellStart"/>
+      <w:r>
+        <w:rPr>
+          <w:b/>
+          <w:bCs/>
+          <w:sz w:val="18"/>
+          <w:szCs w:val="18"/>
+        </w:rPr>
+        <w:t/>
+      </w:r>
+      <w:proofErr w:type="spellEnd"/>
+      <w:r>
+        <w:rPr>
+          <w:b/>
+          <w:bCs/>
+          <w:sz w:val="18"/>
+          <w:szCs w:val="18"/>
+        </w:rPr>
+        <w:t xml:space="preserve"/>
+      </w:r>
+      <w:proofErr w:type="spellStart"/>
+      <w:r>
+        <w:rPr>
+          <w:b/>
+          <w:bCs/>
+          <w:sz w:val="18"/>
+          <w:szCs w:val="18"/>
+        </w:rPr>
+        <w:t/>
+      </w:r>
+      <w:proofErr w:type="spellEnd"/>
+      <w:r>
+        <w:rPr>
+          <w:b/>
+          <w:bCs/>
+          <w:sz w:val="18"/>
+          <w:szCs w:val="18"/>
+        </w:rPr>
+        <w:t xml:space="preserve"/>
+      </w:r>
+      <w:proofErr w:type="spellStart"/>
+      <w:r>
+        <w:rPr>
+          <w:b/>
+          <w:bCs/>
+          <w:sz w:val="18"/>
+          <w:szCs w:val="18"/>
+        </w:rPr>
+        <w:t/>
+      </w:r>
+      <w:proofErr w:type="spellEnd"/>
+      <w:r>
+        <w:rPr>
+          <w:b/>
+          <w:bCs/>
+          <w:sz w:val="18"/>
+          <w:szCs w:val="18"/>
+        </w:rPr>
+        <w:t xml:space="preserve"/>
+      </w:r>
+      <w:proofErr w:type="spellStart"/>
+      <w:r>
+        <w:rPr>
+          <w:b/>
+          <w:bCs/>
+          <w:sz w:val="18"/>
+          <w:szCs w:val="18"/>
+        </w:rPr>
+        <w:t/>
+      </w:r>
+      <w:proofErr w:type="spellEnd"/>
+      <w:r>
+        <w:rPr>
+          <w:b/>
+          <w:bCs/>
+          <w:sz w:val="18"/>
+          <w:szCs w:val="18"/>
+        </w:rPr>
+        <w:t/>
       </w:r>
     </w:p>
     <w:p>
@@ -1338,7 +1625,6 @@
         <w:rPr>
           <w:sz w:val="18"/>
           <w:szCs w:val="18"/>
-          <w:lang w:val="nb-NO"/>
         </w:rPr>
       </w:pPr>
     </w:p>
@@ -1368,7 +1654,7 @@
           <w:u w:val="single"/>
           <w:lang w:val="nb-NO"/>
         </w:rPr>
-        <w:t>Jenis</w:t>
+        <w:t>Jenis Perangkat Keras: CCTV</w:t>
       </w:r>
       <w:r>
         <w:rPr>
@@ -1378,7 +1664,7 @@
           <w:u w:val="single"/>
           <w:lang w:val="nb-NO"/>
         </w:rPr>
-        <w:t xml:space="preserve"> </w:t>
+        <w:t xml:space="preserve"/>
       </w:r>
       <w:r>
         <w:rPr>
@@ -1390,7 +1676,7 @@
           <w:u w:val="single"/>
           <w:lang w:val="nb-NO"/>
         </w:rPr>
-        <w:t>Perangkat Keras: Handphone</w:t>
+        <w:t/>
       </w:r>
     </w:p>
     <w:tbl>
@@ -1433,6 +1719,7 @@
                 <w:insideV w:val="none" w:color="auto" w:sz="0" w:space="0"/>
               </w:tblBorders>
               <w:tblLook w:val="04A0" w:firstRow="1" w:lastRow="0" w:firstColumn="1" w:lastColumn="0" w:noHBand="0" w:noVBand="1"/>
+              <w:tblLayout w:type="fixed"/>
             </w:tblPr>
             <w:tblGrid>
               <w:gridCol w:w="579"/>
@@ -1545,6 +1832,7 @@
                 <w:insideV w:val="none" w:color="auto" w:sz="0" w:space="0"/>
               </w:tblBorders>
               <w:tblLook w:val="04A0" w:firstRow="1" w:lastRow="0" w:firstColumn="1" w:lastColumn="0" w:noHBand="0" w:noVBand="1"/>
+              <w:tblLayout w:type="fixed"/>
             </w:tblPr>
             <w:tblGrid>
               <w:gridCol w:w="922"/>
@@ -1560,6 +1848,7 @@
                   <w:pPr>
                     <w:pStyle w:val="ListParagraph"/>
                     <w:ind w:left="0"/>
+                    <w:jc w:val="center"/>
                     <w:rPr>
                       <w:b/>
                       <w:bCs/>
@@ -1726,6 +2015,7 @@
             <w:pPr>
               <w:pStyle w:val="ListParagraph"/>
               <w:ind w:left="0"/>
+              <w:jc w:val="center"/>
               <w:rPr>
                 <w:b/>
                 <w:bCs/>
@@ -1773,6 +2063,7 @@
             <w:pPr>
               <w:pStyle w:val="ListParagraph"/>
               <w:ind w:left="0"/>
+              <w:jc w:val="center"/>
               <w:rPr>
                 <w:b/>
                 <w:bCs/>
@@ -1806,6 +2097,7 @@
             <w:pPr>
               <w:pStyle w:val="ListParagraph"/>
               <w:ind w:left="0"/>
+              <w:jc w:val="center"/>
               <w:rPr>
                 <w:b/>
                 <w:bCs/>
@@ -1820,6 +2112,7 @@
             <w:pPr>
               <w:pStyle w:val="ListParagraph"/>
               <w:ind w:left="0"/>
+              <w:jc w:val="center"/>
               <w:rPr>
                 <w:b/>
                 <w:bCs/>
@@ -1867,7 +2160,7 @@
                 <w:szCs w:val="18"/>
                 <w:lang w:val="nb-NO"/>
               </w:rPr>
-              <w:t>1.</w:t>
+              <w:t>1</w:t>
             </w:r>
           </w:p>
         </w:tc>
@@ -1975,7 +2268,7 @@
                 <w:szCs w:val="18"/>
                 <w:lang w:val="nb-NO"/>
               </w:rPr>
-              <w:t>-</w:t>
+              <w:t>iueve</w:t>
             </w:r>
           </w:p>
         </w:tc>
@@ -2002,7 +2295,7 @@
                 <w:szCs w:val="18"/>
                 <w:lang w:val="nb-NO"/>
               </w:rPr>
-              <w:t>-</w:t>
+              <w:t>iquwvhieqr</w:t>
             </w:r>
           </w:p>
         </w:tc>
@@ -2053,7 +2346,7 @@
                 <w:sz w:val="18"/>
                 <w:szCs w:val="18"/>
               </w:rPr>
-              <w:t>Tiket di My SSC NO. qipwub</w:t>
+              <w:t>Tiket di My SSC NO. yugucqerg</w:t>
             </w:r>
           </w:p>
         </w:tc>
@@ -2278,7 +2571,6 @@
           <w:szCs w:val="18"/>
           <w:lang w:val="nb-NO"/>
         </w:rPr>
-        <w:lastRenderedPageBreak/>
         <w:t>Kami sebagai Penerima/Penanggung Jawab telah membaca, memahami, dan menerima semua ketentuan Perusahaan tersebut.</w:t>
       </w:r>
     </w:p>
@@ -2335,6 +2627,7 @@
           <w:insideV w:val="none" w:color="auto" w:sz="0" w:space="0"/>
         </w:tblBorders>
         <w:tblLook w:val="04A0" w:firstRow="1" w:lastRow="0" w:firstColumn="1" w:lastColumn="0" w:noHBand="0" w:noVBand="1"/>
+        <w:tblLayout w:type="fixed"/>
       </w:tblPr>
       <w:tblGrid>
         <w:gridCol w:w="3096"/>
@@ -2411,7 +2704,7 @@
                 <w:szCs w:val="18"/>
                 <w:lang w:val="nb-NO"/>
               </w:rPr>
-              <w:t>SBM Industry I</w:t>
+              <w:t>Inspector II Reliability</w:t>
             </w:r>
           </w:p>
         </w:tc>
@@ -2437,7 +2730,7 @@
                 <w:szCs w:val="18"/>
                 <w:lang w:val="nb-NO"/>
               </w:rPr>
-              <w:t>Palembang, 16 Juni 2026</w:t>
+              <w:t>Palembang, 29 Juni 2026</w:t>
             </w:r>
           </w:p>
           <w:p>
@@ -2470,13 +2763,14 @@
           </w:tcPr>
           <w:p>
             <w:pPr>
-              <w:pStyle w:val="ListParagraph"/>
               <w:ind w:left="0"/>
+              <w:jc w:val="left"/>
+              <w:spacing w:after="0"/>
             </w:pPr>
             <w:r>
               <w:drawing>
                 <wp:inline distT="0" distB="0" distL="0" distR="0">
-                  <wp:extent cx="2032000" cy="1016000"/>
+                  <wp:extent cx="1003709" cy="889000"/>
                   <wp:effectExtent l="0" t="0" r="0" b="0"/>
                   <wp:docPr id="500" name="signature"/>
                   <wp:cNvGraphicFramePr>
@@ -2490,7 +2784,7 @@
                           <pic:cNvPicPr/>
                         </pic:nvPicPr>
                         <pic:blipFill>
-                          <a:blip r:embed="R6e4abe6c9fb34735"/>
+                          <a:blip r:embed="Rb2181dae9c6c4cd7"/>
                           <a:stretch>
                             <a:fillRect/>
                           </a:stretch>
@@ -2498,7 +2792,7 @@
                         <pic:spPr>
                           <a:xfrm>
                             <a:off x="0" y="0"/>
-                            <a:ext cx="2032000" cy="1016000"/>
+                            <a:ext cx="1003709" cy="889000"/>
                           </a:xfrm>
                           <a:prstGeom prst="rect">
                             <a:avLst/>
@@ -2532,7 +2826,7 @@
                 <w:u w:val="single"/>
                 <w:lang w:val="nb-NO"/>
               </w:rPr>
-              <w:t>Muhammad Widad Alfalah</w:t>
+              <w:t>Bucky Barnes</w:t>
             </w:r>
           </w:p>
         </w:tc>
@@ -2544,43 +2838,18 @@
             <w:pPr>
               <w:pStyle w:val="ListParagraph"/>
               <w:ind w:left="0"/>
-            </w:pPr>
-            <w:r>
-              <w:drawing>
-                <wp:inline distT="0" distB="0" distL="0" distR="0">
-                  <wp:extent cx="2032000" cy="1016000"/>
-                  <wp:effectExtent l="0" t="0" r="0" b="0"/>
-                  <wp:docPr id="500" name="signature"/>
-                  <wp:cNvGraphicFramePr>
-                    <a:graphicFrameLocks noChangeAspect="1"/>
-                  </wp:cNvGraphicFramePr>
-                  <a:graphic>
-                    <a:graphicData uri="http://schemas.openxmlformats.org/drawingml/2006/picture">
-                      <pic:pic>
-                        <pic:nvPicPr>
-                          <pic:cNvPr id="0" name="sig.png"/>
-                          <pic:cNvPicPr/>
-                        </pic:nvPicPr>
-                        <pic:blipFill>
-                          <a:blip r:embed="R5f2c8cf1a5ca4d06"/>
-                          <a:stretch>
-                            <a:fillRect/>
-                          </a:stretch>
-                        </pic:blipFill>
-                        <pic:spPr>
-                          <a:xfrm>
-                            <a:off x="0" y="0"/>
-                            <a:ext cx="2032000" cy="1016000"/>
-                          </a:xfrm>
-                          <a:prstGeom prst="rect">
-                            <a:avLst/>
-                          </a:prstGeom>
-                        </pic:spPr>
-                      </pic:pic>
-                    </a:graphicData>
-                  </a:graphic>
-                </wp:inline>
-              </w:drawing>
+              <w:rPr>
+                <w:sz w:val="18"/>
+                <w:szCs w:val="18"/>
+                <w:u w:val="single"/>
+                <w:lang w:val="nb-NO"/>
+              </w:rPr>
+            </w:pPr>
+            <w:r>
+              <w:rPr>
+                <w:color w:val="FFFFFF"/>
+              </w:rPr>
+              <w:t>{{SIG_APPROVER}}</w:t>
             </w:r>
           </w:p>
           <w:p>
@@ -2604,7 +2873,7 @@
                 <w:u w:val="single"/>
                 <w:lang w:val="nb-NO"/>
               </w:rPr>
-              <w:t>Bruce Wayne</w:t>
+              <w:t>Reed Richard</w:t>
             </w:r>
           </w:p>
         </w:tc>
@@ -2618,41 +2887,10 @@
               <w:ind w:left="0"/>
             </w:pPr>
             <w:r>
-              <w:drawing>
-                <wp:inline distT="0" distB="0" distL="0" distR="0">
-                  <wp:extent cx="2032000" cy="1016000"/>
-                  <wp:effectExtent l="0" t="0" r="0" b="0"/>
-                  <wp:docPr id="500" name="signature"/>
-                  <wp:cNvGraphicFramePr>
-                    <a:graphicFrameLocks noChangeAspect="1"/>
-                  </wp:cNvGraphicFramePr>
-                  <a:graphic>
-                    <a:graphicData uri="http://schemas.openxmlformats.org/drawingml/2006/picture">
-                      <pic:pic>
-                        <pic:nvPicPr>
-                          <pic:cNvPr id="0" name="sig.png"/>
-                          <pic:cNvPicPr/>
-                        </pic:nvPicPr>
-                        <pic:blipFill>
-                          <a:blip r:embed="R686927d9057b4e85"/>
-                          <a:stretch>
-                            <a:fillRect/>
-                          </a:stretch>
-                        </pic:blipFill>
-                        <pic:spPr>
-                          <a:xfrm>
-                            <a:off x="0" y="0"/>
-                            <a:ext cx="2032000" cy="1016000"/>
-                          </a:xfrm>
-                          <a:prstGeom prst="rect">
-                            <a:avLst/>
-                          </a:prstGeom>
-                        </pic:spPr>
-                      </pic:pic>
-                    </a:graphicData>
-                  </a:graphic>
-                </wp:inline>
-              </w:drawing>
+              <w:rPr>
+                <w:color w:val="FFFFFF"/>
+              </w:rPr>
+              <w:t>{{SIG_PJ}}</w:t>
             </w:r>
           </w:p>
           <w:p>
@@ -2676,7 +2914,7 @@
                 <w:u w:val="single"/>
                 <w:lang w:val="nb-NO"/>
               </w:rPr>
-              <w:t>Reed Richard</w:t>
+              <w:t>Andika</w:t>
             </w:r>
           </w:p>
         </w:tc>
@@ -2738,7 +2976,7 @@
           <w:szCs w:val="18"/>
           <w:lang w:val="nb-NO"/>
         </w:rPr>
-        <w:t>Berita acara alokasi Handphone</w:t>
+        <w:t>Berita acara alokasi CCTV</w:t>
       </w:r>
     </w:p>
     <w:p>
@@ -2749,53 +2987,12 @@
           <w:szCs w:val="18"/>
         </w:rPr>
       </w:pPr>
-      <w:proofErr w:type="spellStart"/>
-      <w:r>
-        <w:rPr>
-          <w:sz w:val="18"/>
-          <w:szCs w:val="18"/>
-        </w:rPr>
-        <w:t>Sesuai</w:t>
-      </w:r>
-      <w:proofErr w:type="spellEnd"/>
-      <w:r>
-        <w:rPr>
-          <w:sz w:val="18"/>
-          <w:szCs w:val="18"/>
-        </w:rPr>
-        <w:t xml:space="preserve"> </w:t>
-      </w:r>
-      <w:proofErr w:type="spellStart"/>
-      <w:r>
-        <w:rPr>
-          <w:sz w:val="18"/>
-          <w:szCs w:val="18"/>
-        </w:rPr>
-        <w:t>dengan</w:t>
-      </w:r>
-      <w:proofErr w:type="spellEnd"/>
-      <w:r>
-        <w:rPr>
-          <w:sz w:val="18"/>
-          <w:szCs w:val="18"/>
-        </w:rPr>
-        <w:t xml:space="preserve"> </w:t>
-      </w:r>
-      <w:proofErr w:type="spellStart"/>
-      <w:r>
-        <w:rPr>
-          <w:sz w:val="18"/>
-          <w:szCs w:val="18"/>
-        </w:rPr>
-        <w:t>Tiket</w:t>
-      </w:r>
-      <w:proofErr w:type="spellEnd"/>
-      <w:r>
-        <w:rPr>
-          <w:sz w:val="18"/>
-          <w:szCs w:val="18"/>
-        </w:rPr>
-        <w:t xml:space="preserve"> di My SSC No. </w:t>
+      <w:r>
+        <w:rPr>
+          <w:sz w:val="18"/>
+          <w:szCs w:val="18"/>
+        </w:rPr>
+        <w:t xml:space="preserve">Sesuai dengan Tiket di My SSC No. yugucqerg</w:t>
       </w:r>
       <w:r>
         <w:rPr>
@@ -2803,7 +3000,7 @@
           <w:sz w:val="18"/>
           <w:szCs w:val="18"/>
         </w:rPr>
-        <w:t>qipwub</w:t>
+        <w:t/>
       </w:r>
     </w:p>
     <w:p>
@@ -2819,16 +3016,8 @@
           <w:sz w:val="18"/>
           <w:szCs w:val="18"/>
         </w:rPr>
-        <w:t xml:space="preserve">Reed Richard - </w:t>
-      </w:r>
-      <w:r>
-        <w:rPr>
-          <w:sz w:val="18"/>
-          <w:szCs w:val="18"/>
-        </w:rPr>
-        <w:t xml:space="preserve">Rel. &amp; Project Dev. Sumbagsel</w:t>
-      </w:r>
-      <w:proofErr w:type="spellStart"/>
+        <w:t xml:space="preserve">Andika - Rel. &amp; Project Dev. Sumbagsel</w:t>
+      </w:r>
       <w:r>
         <w:rPr>
           <w:sz w:val="18"/>
@@ -2836,7 +3025,6 @@
         </w:rPr>
         <w:t/>
       </w:r>
-      <w:proofErr w:type="spellEnd"/>
     </w:p>
     <w:p>
       <w:pPr>
@@ -2850,7 +3038,7 @@
           <w:sz w:val="18"/>
           <w:szCs w:val="18"/>
         </w:rPr>
-        <w:t>16 Juni 2026</w:t>
+        <w:t>29 Juni 2026</w:t>
       </w:r>
     </w:p>
     <w:p>
@@ -2882,9 +3070,9 @@
       <w:r>
         <w:drawing>
           <wp:inline distT="0" distB="0" distL="0" distR="0">
-            <wp:extent cx="5400000" cy="3960000"/>
+            <wp:extent cx="3254148" cy="5400000"/>
             <wp:effectExtent l="0" t="0" r="0" b="0"/>
-            <wp:docPr id="100" name="ba-13-photo-1.png"/>
+            <wp:docPr id="100" name="ba-13-photo-1-1782720540974.png"/>
             <wp:cNvGraphicFramePr>
               <a:graphicFrameLocks noChangeAspect="1"/>
             </wp:cNvGraphicFramePr>
@@ -2892,11 +3080,11 @@
               <a:graphicData uri="http://schemas.openxmlformats.org/drawingml/2006/picture">
                 <pic:pic>
                   <pic:nvPicPr>
-                    <pic:cNvPr id="100" name="ba-13-photo-1.png"/>
+                    <pic:cNvPr id="100" name="ba-13-photo-1-1782720540974.png"/>
                     <pic:cNvPicPr/>
                   </pic:nvPicPr>
                   <pic:blipFill>
-                    <a:blip r:embed="R2f52da6237f34e1d"/>
+                    <a:blip r:embed="Ra9d4fd812dd046a7"/>
                     <a:stretch>
                       <a:fillRect/>
                     </a:stretch>
@@ -2904,7 +3092,7 @@
                   <pic:spPr>
                     <a:xfrm>
                       <a:off x="0" y="0"/>
-                      <a:ext cx="5400000" cy="3960000"/>
+                      <a:ext cx="3254148" cy="5400000"/>
                     </a:xfrm>
                     <a:prstGeom prst="rect">
                       <a:avLst/>

--- a/SistemBeritaAcara.Web/wwwroot/files/documents/ba-13-draft.docx
+++ b/SistemBeritaAcara.Web/wwwroot/files/documents/ba-13-draft.docx
@@ -164,35 +164,26 @@
           </w:p>
           <w:p>
             <w:pPr>
-              <w:spacing w:line="276" w:lineRule="auto"/>
               <w:jc w:val="center"/>
-              <w:rPr>
-                <w:lang w:val="nb-NO"/>
-              </w:rPr>
-            </w:pPr>
-            <w:r>
-              <w:t xml:space="preserve">Gd. Wisma Tugu II Lt. 2 Jl. </w:t>
-            </w:r>
-            <w:r>
-              <w:rPr>
-                <w:lang w:val="nb-NO"/>
-              </w:rPr>
-              <w:t>HR Rasuna</w:t>
-            </w:r>
-          </w:p>
-          <w:p>
-            <w:pPr>
-              <w:spacing w:line="276" w:lineRule="auto"/>
+            </w:pPr>
+            <w:r>
+              <w:t xml:space="preserve">Jl. </w:t>
+            </w:r>
+            <w:proofErr w:type="spellStart"/>
+            <w:r>
+              <w:t>Jenderal</w:t>
+            </w:r>
+            <w:proofErr w:type="spellEnd"/>
+            <w:r>
+              <w:t xml:space="preserve"> Ahmad Yani </w:t>
+            </w:r>
+          </w:p>
+          <w:p>
+            <w:pPr>
               <w:jc w:val="center"/>
-              <w:rPr>
-                <w:lang w:val="nb-NO"/>
-              </w:rPr>
-            </w:pPr>
-            <w:r>
-              <w:rPr>
-                <w:lang w:val="nb-NO"/>
-              </w:rPr>
-              <w:t>Said Kav. C 7-9 Kuningan, Jakarta</w:t>
+            </w:pPr>
+            <w:r>
+              <w:t xml:space="preserve">No. 1247, Kel. 14 Ulu, </w:t>
             </w:r>
           </w:p>
           <w:p>
@@ -206,7 +197,21 @@
               <w:rPr>
                 <w:lang w:val="nb-NO"/>
               </w:rPr>
-              <w:t>12290, Indonesia</w:t>
+              <w:t>Kec. Seberang Ulu II,</w:t>
+            </w:r>
+          </w:p>
+          <w:p>
+            <w:pPr>
+              <w:jc w:val="center"/>
+              <w:rPr>
+                <w:lang w:val="nb-NO"/>
+              </w:rPr>
+            </w:pPr>
+            <w:r>
+              <w:rPr>
+                <w:lang w:val="nb-NO"/>
+              </w:rPr>
+              <w:t>Kota Palembang</w:t>
             </w:r>
           </w:p>
           <w:p>
@@ -432,7 +437,7 @@
                       <w:sz w:val="18"/>
                       <w:szCs w:val="18"/>
                     </w:rPr>
-                    <w:t>IT Ssumbagsel</w:t>
+                    <w:t>IT Sumbagsel</w:t>
                   </w:r>
                 </w:p>
               </w:tc>
@@ -522,13 +527,29 @@
           <w:bCs/>
           <w:u w:val="single"/>
         </w:rPr>
-        <w:t>BERITA ACARA ALOKASI BARANG</w:t>
+        <w:t xml:space="preserve">BERITA ACARA ALOKASI BARANG</w:t>
+      </w:r>
+      <w:r>
+        <w:rPr>
+          <w:b/>
+          <w:bCs/>
+          <w:u w:val="single"/>
+        </w:rPr>
+        <w:t/>
+      </w:r>
+      <w:r>
+        <w:rPr>
+          <w:b/>
+          <w:bCs/>
+          <w:u w:val="single"/>
+        </w:rPr>
+        <w:t xml:space="preserve"/>
       </w:r>
     </w:p>
     <w:p/>
     <w:tbl>
       <w:tblPr>
-        <w:tblW w:w="9128" w:type="dxa"/>
+        <w:tblW w:w="9625" w:type="dxa"/>
         <w:tblLayout w:type="fixed"/>
         <w:tblCellMar>
           <w:left w:w="10" w:type="dxa"/>
@@ -537,14 +558,14 @@
         <w:tblLook w:val="04A0" w:firstRow="1" w:lastRow="0" w:firstColumn="1" w:lastColumn="0" w:noHBand="0" w:noVBand="1"/>
       </w:tblPr>
       <w:tblGrid>
-        <w:gridCol w:w="3235"/>
+        <w:gridCol w:w="3775"/>
         <w:gridCol w:w="270"/>
-        <w:gridCol w:w="5623"/>
+        <w:gridCol w:w="5580"/>
       </w:tblGrid>
       <w:tr>
         <w:tc>
           <w:tcPr>
-            <w:tcW w:w="3235" w:type="dxa"/>
+            <w:tcW w:w="3775" w:type="dxa"/>
             <w:tcMar>
               <w:top w:w="60" w:type="dxa"/>
               <w:left w:w="80" w:type="dxa"/>
@@ -565,7 +586,23 @@
                 <w:sz w:val="18"/>
                 <w:szCs w:val="18"/>
               </w:rPr>
-              <w:t>Nama Penanggung Jawab</w:t>
+              <w:t xml:space="preserve">Nama </w:t>
+            </w:r>
+            <w:proofErr w:type="spellStart"/>
+            <w:r>
+              <w:rPr>
+                <w:sz w:val="18"/>
+                <w:szCs w:val="18"/>
+              </w:rPr>
+              <w:t>Penanggung</w:t>
+            </w:r>
+            <w:proofErr w:type="spellEnd"/>
+            <w:r>
+              <w:rPr>
+                <w:sz w:val="18"/>
+                <w:szCs w:val="18"/>
+              </w:rPr>
+              <w:t xml:space="preserve"> Jawab</w:t>
             </w:r>
           </w:p>
         </w:tc>
@@ -598,7 +635,7 @@
         </w:tc>
         <w:tc>
           <w:tcPr>
-            <w:tcW w:w="5623" w:type="dxa"/>
+            <w:tcW w:w="5580" w:type="dxa"/>
             <w:tcMar>
               <w:top w:w="60" w:type="dxa"/>
               <w:left w:w="80" w:type="dxa"/>
@@ -620,13 +657,29 @@
               </w:rPr>
               <w:t>Andika</w:t>
             </w:r>
+            <w:proofErr w:type="spellStart"/>
+            <w:r>
+              <w:rPr>
+                <w:sz w:val="18"/>
+                <w:szCs w:val="18"/>
+              </w:rPr>
+              <w:t/>
+            </w:r>
+            <w:proofErr w:type="spellEnd"/>
+            <w:r>
+              <w:rPr>
+                <w:sz w:val="18"/>
+                <w:szCs w:val="18"/>
+              </w:rPr>
+              <w:t/>
+            </w:r>
           </w:p>
         </w:tc>
       </w:tr>
       <w:tr>
         <w:tc>
           <w:tcPr>
-            <w:tcW w:w="3235" w:type="dxa"/>
+            <w:tcW w:w="3775" w:type="dxa"/>
             <w:tcMar>
               <w:top w:w="60" w:type="dxa"/>
               <w:left w:w="80" w:type="dxa"/>
@@ -680,7 +733,7 @@
         </w:tc>
         <w:tc>
           <w:tcPr>
-            <w:tcW w:w="5623" w:type="dxa"/>
+            <w:tcW w:w="5580" w:type="dxa"/>
             <w:tcMar>
               <w:top w:w="60" w:type="dxa"/>
               <w:left w:w="80" w:type="dxa"/>
@@ -702,13 +755,29 @@
               </w:rPr>
               <w:t>823456</w:t>
             </w:r>
+            <w:proofErr w:type="spellStart"/>
+            <w:r>
+              <w:rPr>
+                <w:sz w:val="18"/>
+                <w:szCs w:val="18"/>
+              </w:rPr>
+              <w:t/>
+            </w:r>
+            <w:proofErr w:type="spellEnd"/>
+            <w:r>
+              <w:rPr>
+                <w:sz w:val="18"/>
+                <w:szCs w:val="18"/>
+              </w:rPr>
+              <w:t/>
+            </w:r>
           </w:p>
         </w:tc>
       </w:tr>
       <w:tr>
         <w:tc>
           <w:tcPr>
-            <w:tcW w:w="3235" w:type="dxa"/>
+            <w:tcW w:w="3775" w:type="dxa"/>
             <w:tcMar>
               <w:top w:w="60" w:type="dxa"/>
               <w:left w:w="80" w:type="dxa"/>
@@ -724,13 +793,15 @@
                 <w:szCs w:val="18"/>
               </w:rPr>
             </w:pPr>
-            <w:r>
-              <w:rPr>
-                <w:sz w:val="18"/>
-                <w:szCs w:val="18"/>
-              </w:rPr>
-              <w:t>J a b a t a n</w:t>
-            </w:r>
+            <w:proofErr w:type="spellStart"/>
+            <w:r>
+              <w:rPr>
+                <w:sz w:val="18"/>
+                <w:szCs w:val="18"/>
+              </w:rPr>
+              <w:t>Jabatan</w:t>
+            </w:r>
+            <w:proofErr w:type="spellEnd"/>
           </w:p>
         </w:tc>
         <w:tc>
@@ -762,7 +833,7 @@
         </w:tc>
         <w:tc>
           <w:tcPr>
-            <w:tcW w:w="5623" w:type="dxa"/>
+            <w:tcW w:w="5580" w:type="dxa"/>
             <w:tcMar>
               <w:top w:w="60" w:type="dxa"/>
               <w:left w:w="80" w:type="dxa"/>
@@ -784,13 +855,29 @@
               </w:rPr>
               <w:t>Inspector II Reliability</w:t>
             </w:r>
+            <w:proofErr w:type="spellStart"/>
+            <w:r>
+              <w:rPr>
+                <w:sz w:val="18"/>
+                <w:szCs w:val="18"/>
+              </w:rPr>
+              <w:t/>
+            </w:r>
+            <w:proofErr w:type="spellEnd"/>
+            <w:r>
+              <w:rPr>
+                <w:sz w:val="18"/>
+                <w:szCs w:val="18"/>
+              </w:rPr>
+              <w:t/>
+            </w:r>
           </w:p>
         </w:tc>
       </w:tr>
       <w:tr>
         <w:tc>
           <w:tcPr>
-            <w:tcW w:w="3235" w:type="dxa"/>
+            <w:tcW w:w="3775" w:type="dxa"/>
             <w:tcMar>
               <w:top w:w="60" w:type="dxa"/>
               <w:left w:w="80" w:type="dxa"/>
@@ -806,13 +893,31 @@
                 <w:szCs w:val="18"/>
               </w:rPr>
             </w:pPr>
-            <w:r>
-              <w:rPr>
-                <w:sz w:val="18"/>
-                <w:szCs w:val="18"/>
-              </w:rPr>
-              <w:t>Fungsi/Direktorat</w:t>
-            </w:r>
+            <w:proofErr w:type="spellStart"/>
+            <w:r>
+              <w:rPr>
+                <w:sz w:val="18"/>
+                <w:szCs w:val="18"/>
+              </w:rPr>
+              <w:t>Fungsi</w:t>
+            </w:r>
+            <w:proofErr w:type="spellEnd"/>
+            <w:r>
+              <w:rPr>
+                <w:sz w:val="18"/>
+                <w:szCs w:val="18"/>
+              </w:rPr>
+              <w:t>/</w:t>
+            </w:r>
+            <w:proofErr w:type="spellStart"/>
+            <w:r>
+              <w:rPr>
+                <w:sz w:val="18"/>
+                <w:szCs w:val="18"/>
+              </w:rPr>
+              <w:t>Direktorat</w:t>
+            </w:r>
+            <w:proofErr w:type="spellEnd"/>
           </w:p>
         </w:tc>
         <w:tc>
@@ -844,7 +949,7 @@
         </w:tc>
         <w:tc>
           <w:tcPr>
-            <w:tcW w:w="5623" w:type="dxa"/>
+            <w:tcW w:w="5580" w:type="dxa"/>
             <w:tcMar>
               <w:top w:w="60" w:type="dxa"/>
               <w:left w:w="80" w:type="dxa"/>
@@ -872,7 +977,7 @@
       <w:tr>
         <w:tc>
           <w:tcPr>
-            <w:tcW w:w="3235" w:type="dxa"/>
+            <w:tcW w:w="3775" w:type="dxa"/>
             <w:tcMar>
               <w:top w:w="60" w:type="dxa"/>
               <w:left w:w="80" w:type="dxa"/>
@@ -926,7 +1031,7 @@
         </w:tc>
         <w:tc>
           <w:tcPr>
-            <w:tcW w:w="5623" w:type="dxa"/>
+            <w:tcW w:w="5580" w:type="dxa"/>
             <w:tcMar>
               <w:top w:w="60" w:type="dxa"/>
               <w:left w:w="80" w:type="dxa"/>
@@ -954,7 +1059,7 @@
       <w:tr>
         <w:tc>
           <w:tcPr>
-            <w:tcW w:w="3235" w:type="dxa"/>
+            <w:tcW w:w="3775" w:type="dxa"/>
             <w:tcMar>
               <w:top w:w="60" w:type="dxa"/>
               <w:left w:w="80" w:type="dxa"/>
@@ -1008,7 +1113,7 @@
         </w:tc>
         <w:tc>
           <w:tcPr>
-            <w:tcW w:w="5623" w:type="dxa"/>
+            <w:tcW w:w="5580" w:type="dxa"/>
             <w:tcMar>
               <w:top w:w="60" w:type="dxa"/>
               <w:left w:w="80" w:type="dxa"/>
@@ -1036,7 +1141,7 @@
       <w:tr>
         <w:tc>
           <w:tcPr>
-            <w:tcW w:w="3235" w:type="dxa"/>
+            <w:tcW w:w="3775" w:type="dxa"/>
             <w:tcMar>
               <w:top w:w="60" w:type="dxa"/>
               <w:left w:w="80" w:type="dxa"/>
@@ -1090,7 +1195,7 @@
         </w:tc>
         <w:tc>
           <w:tcPr>
-            <w:tcW w:w="5623" w:type="dxa"/>
+            <w:tcW w:w="5580" w:type="dxa"/>
             <w:tcMar>
               <w:top w:w="60" w:type="dxa"/>
               <w:left w:w="80" w:type="dxa"/>
@@ -1118,7 +1223,7 @@
       <w:tr>
         <w:tc>
           <w:tcPr>
-            <w:tcW w:w="3235" w:type="dxa"/>
+            <w:tcW w:w="3775" w:type="dxa"/>
             <w:tcMar>
               <w:top w:w="60" w:type="dxa"/>
               <w:left w:w="80" w:type="dxa"/>
@@ -1139,7 +1244,7 @@
                 <w:sz w:val="18"/>
                 <w:szCs w:val="18"/>
               </w:rPr>
-              <w:t>No. Telp / HP</w:t>
+              <w:t>No. Telp/HP</w:t>
             </w:r>
           </w:p>
         </w:tc>
@@ -1172,7 +1277,7 @@
         </w:tc>
         <w:tc>
           <w:tcPr>
-            <w:tcW w:w="5623" w:type="dxa"/>
+            <w:tcW w:w="5580" w:type="dxa"/>
             <w:tcMar>
               <w:top w:w="60" w:type="dxa"/>
               <w:left w:w="80" w:type="dxa"/>
@@ -2571,6 +2676,7 @@
           <w:szCs w:val="18"/>
           <w:lang w:val="nb-NO"/>
         </w:rPr>
+        <w:lastRenderedPageBreak/>
         <w:t>Kami sebagai Penerima/Penanggung Jawab telah membaca, memahami, dan menerima semua ketentuan Perusahaan tersebut.</w:t>
       </w:r>
     </w:p>
@@ -2618,16 +2724,16 @@
         <w:tblStyle w:val="TableGrid"/>
         <w:tblW w:w="0" w:type="auto"/>
         <w:tblInd w:w="360" w:type="dxa"/>
-        <w:tblBorders>
-          <w:top w:val="none" w:color="auto" w:sz="0" w:space="0"/>
-          <w:left w:val="none" w:color="auto" w:sz="0" w:space="0"/>
-          <w:bottom w:val="none" w:color="auto" w:sz="0" w:space="0"/>
-          <w:right w:val="none" w:color="auto" w:sz="0" w:space="0"/>
-          <w:insideH w:val="none" w:color="auto" w:sz="0" w:space="0"/>
-          <w:insideV w:val="none" w:color="auto" w:sz="0" w:space="0"/>
-        </w:tblBorders>
         <w:tblLook w:val="04A0" w:firstRow="1" w:lastRow="0" w:firstColumn="1" w:lastColumn="0" w:noHBand="0" w:noVBand="1"/>
         <w:tblLayout w:type="fixed"/>
+        <w:tblBorders>
+          <w:top w:val="nil"/>
+          <w:left w:val="nil"/>
+          <w:bottom w:val="nil"/>
+          <w:right w:val="nil"/>
+          <w:insideH w:val="nil"/>
+          <w:insideV w:val="nil"/>
+        </w:tblBorders>
       </w:tblPr>
       <w:tblGrid>
         <w:gridCol w:w="3096"/>
@@ -2650,6 +2756,18 @@
                 <w:lang w:val="nb-NO"/>
               </w:rPr>
             </w:pPr>
+          </w:p>
+          <w:p>
+            <w:pPr>
+              <w:pStyle w:val="ListParagraph"/>
+              <w:ind w:left="0"/>
+              <w:rPr>
+                <w:noProof/>
+                <w:sz w:val="18"/>
+                <w:szCs w:val="18"/>
+                <w:lang w:val="nb-NO"/>
+              </w:rPr>
+            </w:pPr>
             <w:r>
               <w:rPr>
                 <w:noProof/>
@@ -2676,15 +2794,6 @@
                 <w:lang w:val="nb-NO"/>
               </w:rPr>
             </w:pPr>
-            <w:r>
-              <w:rPr>
-                <w:noProof/>
-                <w:sz w:val="18"/>
-                <w:szCs w:val="18"/>
-                <w:lang w:val="nb-NO"/>
-              </w:rPr>
-              <w:t>Yang Mengetahui,</w:t>
-            </w:r>
           </w:p>
           <w:p>
             <w:pPr>
@@ -2704,7 +2813,46 @@
                 <w:szCs w:val="18"/>
                 <w:lang w:val="nb-NO"/>
               </w:rPr>
+              <w:t>Yang Mengetahui,</w:t>
+            </w:r>
+          </w:p>
+          <w:p>
+            <w:pPr>
+              <w:pStyle w:val="ListParagraph"/>
+              <w:ind w:left="0"/>
+              <w:rPr>
+                <w:noProof/>
+                <w:sz w:val="18"/>
+                <w:szCs w:val="18"/>
+                <w:lang w:val="nb-NO"/>
+              </w:rPr>
+            </w:pPr>
+            <w:r>
+              <w:rPr>
+                <w:noProof/>
+                <w:sz w:val="18"/>
+                <w:szCs w:val="18"/>
+                <w:lang w:val="nb-NO"/>
+              </w:rPr>
               <w:t>Inspector II Reliability</w:t>
+            </w:r>
+            <w:r>
+              <w:rPr>
+                <w:noProof/>
+                <w:sz w:val="18"/>
+                <w:szCs w:val="18"/>
+                <w:lang w:val="nb-NO"/>
+              </w:rPr>
+              <w:t/>
+            </w:r>
+            <w:r>
+              <w:rPr>
+                <w:noProof/>
+                <w:sz w:val="18"/>
+                <w:szCs w:val="18"/>
+                <w:lang w:val="nb-NO"/>
+              </w:rPr>
+              <w:t/>
             </w:r>
           </w:p>
         </w:tc>
@@ -2753,6 +2901,18 @@
               </w:rPr>
               <w:t>Yang Menerima,</w:t>
             </w:r>
+          </w:p>
+          <w:p>
+            <w:pPr>
+              <w:pStyle w:val="ListParagraph"/>
+              <w:ind w:left="0"/>
+              <w:rPr>
+                <w:noProof/>
+                <w:sz w:val="18"/>
+                <w:szCs w:val="18"/>
+                <w:lang w:val="nb-NO"/>
+              </w:rPr>
+            </w:pPr>
           </w:p>
         </w:tc>
       </w:tr>
@@ -2763,14 +2923,138 @@
           </w:tcPr>
           <w:p>
             <w:pPr>
+              <w:pStyle w:val="ListParagraph"/>
+              <w:ind w:left="0"/>
+              <w:rPr>
+                <w:sz w:val="18"/>
+                <w:szCs w:val="18"/>
+                <w:u w:val="single"/>
+                <w:lang w:val="nb-NO"/>
+              </w:rPr>
+            </w:pPr>
+            <w:r>
+              <w:rPr>
+                <w:color w:val="FFFFFF"/>
+              </w:rPr>
+              <w:t>{{SIG_MENYERAHKAN}}</w:t>
+            </w:r>
+          </w:p>
+          <w:p>
+            <w:pPr>
+              <w:pStyle w:val="ListParagraph"/>
+              <w:ind w:left="0"/>
+              <w:rPr>
+                <w:b/>
+                <w:bCs/>
+                <w:noProof/>
+                <w:sz w:val="18"/>
+                <w:szCs w:val="18"/>
+                <w:u w:val="single"/>
+                <w:lang w:val="nb-NO"/>
+              </w:rPr>
+            </w:pPr>
+            <w:r>
+              <w:rPr>
+                <w:sz w:val="18"/>
+                <w:szCs w:val="18"/>
+                <w:u w:val="single"/>
+                <w:lang w:val="nb-NO"/>
+              </w:rPr>
+              <w:t>-</w:t>
+            </w:r>
+          </w:p>
+        </w:tc>
+        <w:tc>
+          <w:tcPr>
+            <w:tcW w:w="3087" w:type="dxa"/>
+          </w:tcPr>
+          <w:p>
+            <w:pPr>
+              <w:pStyle w:val="ListParagraph"/>
+              <w:ind w:left="0"/>
+              <w:rPr>
+                <w:sz w:val="18"/>
+                <w:szCs w:val="18"/>
+                <w:u w:val="single"/>
+                <w:lang w:val="nb-NO"/>
+              </w:rPr>
+            </w:pPr>
+            <w:r>
+              <w:rPr>
+                <w:color w:val="FFFFFF"/>
+              </w:rPr>
+              <w:t>{{SIG_</w:t>
+            </w:r>
+            <w:r>
+              <w:rPr>
+                <w:color w:val="FFFFFF"/>
+              </w:rPr>
+              <w:t>REVIEWER</w:t>
+            </w:r>
+            <w:r>
+              <w:rPr>
+                <w:color w:val="FFFFFF"/>
+              </w:rPr>
+              <w:t>}}</w:t>
+            </w:r>
+          </w:p>
+          <w:p>
+            <w:pPr>
+              <w:pStyle w:val="ListParagraph"/>
+              <w:ind w:left="0"/>
+              <w:rPr>
+                <w:b/>
+                <w:bCs/>
+                <w:noProof/>
+                <w:sz w:val="18"/>
+                <w:szCs w:val="18"/>
+                <w:u w:val="single"/>
+                <w:lang w:val="nb-NO"/>
+              </w:rPr>
+            </w:pPr>
+            <w:r>
+              <w:rPr>
+                <w:sz w:val="18"/>
+                <w:szCs w:val="18"/>
+                <w:u w:val="single"/>
+                <w:lang w:val="nb-NO"/>
+              </w:rPr>
+              <w:t>Reed Richard</w:t>
+            </w:r>
+            <w:r>
+              <w:rPr>
+                <w:sz w:val="18"/>
+                <w:szCs w:val="18"/>
+                <w:u w:val="single"/>
+                <w:lang w:val="nb-NO"/>
+              </w:rPr>
+              <w:t/>
+            </w:r>
+            <w:r>
+              <w:rPr>
+                <w:sz w:val="18"/>
+                <w:szCs w:val="18"/>
+                <w:u w:val="single"/>
+                <w:lang w:val="nb-NO"/>
+              </w:rPr>
+              <w:t/>
+            </w:r>
+          </w:p>
+        </w:tc>
+        <w:tc>
+          <w:tcPr>
+            <w:tcW w:w="3085" w:type="dxa"/>
+          </w:tcPr>
+          <w:p>
+            <w:pPr>
               <w:ind w:left="0"/>
               <w:jc w:val="left"/>
-              <w:spacing w:after="0"/>
+              <w:spacing w:after="480"/>
             </w:pPr>
             <w:r>
               <w:drawing>
                 <wp:inline distT="0" distB="0" distL="0" distR="0">
-                  <wp:extent cx="1003709" cy="889000"/>
+                  <wp:extent cx="1778000" cy="592666"/>
                   <wp:effectExtent l="0" t="0" r="0" b="0"/>
                   <wp:docPr id="500" name="signature"/>
                   <wp:cNvGraphicFramePr>
@@ -2784,7 +3068,7 @@
                           <pic:cNvPicPr/>
                         </pic:nvPicPr>
                         <pic:blipFill>
-                          <a:blip r:embed="Rb2181dae9c6c4cd7"/>
+                          <a:blip r:embed="R75985ad4b4964b5e"/>
                           <a:stretch>
                             <a:fillRect/>
                           </a:stretch>
@@ -2792,7 +3076,7 @@
                         <pic:spPr>
                           <a:xfrm>
                             <a:off x="0" y="0"/>
-                            <a:ext cx="1003709" cy="889000"/>
+                            <a:ext cx="1778000" cy="592666"/>
                           </a:xfrm>
                           <a:prstGeom prst="rect">
                             <a:avLst/>
@@ -2826,94 +3110,6 @@
                 <w:u w:val="single"/>
                 <w:lang w:val="nb-NO"/>
               </w:rPr>
-              <w:t>Bucky Barnes</w:t>
-            </w:r>
-          </w:p>
-        </w:tc>
-        <w:tc>
-          <w:tcPr>
-            <w:tcW w:w="3087" w:type="dxa"/>
-          </w:tcPr>
-          <w:p>
-            <w:pPr>
-              <w:pStyle w:val="ListParagraph"/>
-              <w:ind w:left="0"/>
-              <w:rPr>
-                <w:sz w:val="18"/>
-                <w:szCs w:val="18"/>
-                <w:u w:val="single"/>
-                <w:lang w:val="nb-NO"/>
-              </w:rPr>
-            </w:pPr>
-            <w:r>
-              <w:rPr>
-                <w:color w:val="FFFFFF"/>
-              </w:rPr>
-              <w:t>{{SIG_APPROVER}}</w:t>
-            </w:r>
-          </w:p>
-          <w:p>
-            <w:pPr>
-              <w:pStyle w:val="ListParagraph"/>
-              <w:ind w:left="0"/>
-              <w:rPr>
-                <w:b/>
-                <w:bCs/>
-                <w:noProof/>
-                <w:sz w:val="18"/>
-                <w:szCs w:val="18"/>
-                <w:u w:val="single"/>
-                <w:lang w:val="nb-NO"/>
-              </w:rPr>
-            </w:pPr>
-            <w:r>
-              <w:rPr>
-                <w:sz w:val="18"/>
-                <w:szCs w:val="18"/>
-                <w:u w:val="single"/>
-                <w:lang w:val="nb-NO"/>
-              </w:rPr>
-              <w:t>Reed Richard</w:t>
-            </w:r>
-          </w:p>
-        </w:tc>
-        <w:tc>
-          <w:tcPr>
-            <w:tcW w:w="3085" w:type="dxa"/>
-          </w:tcPr>
-          <w:p>
-            <w:pPr>
-              <w:pStyle w:val="ListParagraph"/>
-              <w:ind w:left="0"/>
-            </w:pPr>
-            <w:r>
-              <w:rPr>
-                <w:color w:val="FFFFFF"/>
-              </w:rPr>
-              <w:t>{{SIG_PJ}}</w:t>
-            </w:r>
-          </w:p>
-          <w:p>
-            <w:pPr>
-              <w:pStyle w:val="ListParagraph"/>
-              <w:ind w:left="0"/>
-              <w:rPr>
-                <w:b/>
-                <w:bCs/>
-                <w:noProof/>
-                <w:sz w:val="18"/>
-                <w:szCs w:val="18"/>
-                <w:u w:val="single"/>
-                <w:lang w:val="nb-NO"/>
-              </w:rPr>
-            </w:pPr>
-            <w:r>
-              <w:rPr>
-                <w:sz w:val="18"/>
-                <w:szCs w:val="18"/>
-                <w:u w:val="single"/>
-                <w:lang w:val="nb-NO"/>
-              </w:rPr>
               <w:t>Andika</w:t>
             </w:r>
           </w:p>
@@ -2922,140 +3118,17 @@
     </w:tbl>
     <w:p>
       <w:pPr>
+        <w:spacing w:after="160" w:line="278" w:lineRule="auto"/>
         <w:rPr>
           <w:lang w:val="nb-NO"/>
         </w:rPr>
       </w:pPr>
-    </w:p>
-    <w:p>
-      <w:pPr>
-        <w:spacing w:after="160" w:line="278" w:lineRule="auto"/>
+      <w:r>
         <w:rPr>
           <w:lang w:val="nb-NO"/>
         </w:rPr>
-      </w:pPr>
-      <w:r>
-        <w:rPr>
-          <w:lang w:val="nb-NO"/>
-        </w:rPr>
         <w:br w:type="page"/>
       </w:r>
-    </w:p>
-    <w:p>
-      <w:pPr>
-        <w:rPr>
-          <w:lang w:val="nb-NO"/>
-        </w:rPr>
-      </w:pPr>
-      <w:r>
-        <w:rPr>
-          <w:lang w:val="nb-NO"/>
-        </w:rPr>
-        <w:lastRenderedPageBreak/>
-        <w:t>Bukti Foto Alokasi Barang</w:t>
-      </w:r>
-    </w:p>
-    <w:p>
-      <w:pPr>
-        <w:rPr>
-          <w:lang w:val="nb-NO"/>
-        </w:rPr>
-      </w:pPr>
-    </w:p>
-    <w:p>
-      <w:pPr>
-        <w:rPr>
-          <w:sz w:val="18"/>
-          <w:szCs w:val="18"/>
-          <w:lang w:val="nb-NO"/>
-        </w:rPr>
-      </w:pPr>
-      <w:r>
-        <w:rPr>
-          <w:sz w:val="18"/>
-          <w:szCs w:val="18"/>
-          <w:lang w:val="nb-NO"/>
-        </w:rPr>
-        <w:t>Berita acara alokasi CCTV</w:t>
-      </w:r>
-    </w:p>
-    <w:p>
-      <w:pPr>
-        <w:rPr>
-          <w:noProof/>
-          <w:sz w:val="18"/>
-          <w:szCs w:val="18"/>
-        </w:rPr>
-      </w:pPr>
-      <w:r>
-        <w:rPr>
-          <w:sz w:val="18"/>
-          <w:szCs w:val="18"/>
-        </w:rPr>
-        <w:t xml:space="preserve">Sesuai dengan Tiket di My SSC No. yugucqerg</w:t>
-      </w:r>
-      <w:r>
-        <w:rPr>
-          <w:noProof/>
-          <w:sz w:val="18"/>
-          <w:szCs w:val="18"/>
-        </w:rPr>
-        <w:t/>
-      </w:r>
-    </w:p>
-    <w:p>
-      <w:pPr>
-        <w:rPr>
-          <w:sz w:val="18"/>
-          <w:szCs w:val="18"/>
-        </w:rPr>
-      </w:pPr>
-      <w:r>
-        <w:rPr>
-          <w:noProof/>
-          <w:sz w:val="18"/>
-          <w:szCs w:val="18"/>
-        </w:rPr>
-        <w:t xml:space="preserve">Andika - Rel. &amp; Project Dev. Sumbagsel</w:t>
-      </w:r>
-      <w:r>
-        <w:rPr>
-          <w:sz w:val="18"/>
-          <w:szCs w:val="18"/>
-        </w:rPr>
-        <w:t/>
-      </w:r>
-    </w:p>
-    <w:p>
-      <w:pPr>
-        <w:rPr>
-          <w:sz w:val="18"/>
-          <w:szCs w:val="18"/>
-        </w:rPr>
-      </w:pPr>
-      <w:r>
-        <w:rPr>
-          <w:sz w:val="18"/>
-          <w:szCs w:val="18"/>
-        </w:rPr>
-        <w:t>29 Juni 2026</w:t>
-      </w:r>
-    </w:p>
-    <w:p>
-      <w:pPr>
-        <w:rPr>
-          <w:sz w:val="18"/>
-          <w:szCs w:val="18"/>
-        </w:rPr>
-      </w:pPr>
-    </w:p>
-    <w:p>
-      <w:pPr>
-        <w:rPr>
-          <w:sz w:val="18"/>
-          <w:szCs w:val="18"/>
-        </w:rPr>
-      </w:pPr>
     </w:p>
     <w:sectPr>
       <w:pgSz w:w="11906" w:h="16838" w:code="9"/>
@@ -3063,48 +3136,6 @@
       <w:cols w:space="720"/>
       <w:docGrid w:linePitch="360"/>
     </w:sectPr>
-    <w:p>
-      <w:pPr>
-        <w:jc w:val="center"/>
-      </w:pPr>
-      <w:r>
-        <w:drawing>
-          <wp:inline distT="0" distB="0" distL="0" distR="0">
-            <wp:extent cx="3254148" cy="5400000"/>
-            <wp:effectExtent l="0" t="0" r="0" b="0"/>
-            <wp:docPr id="100" name="ba-13-photo-1-1782720540974.png"/>
-            <wp:cNvGraphicFramePr>
-              <a:graphicFrameLocks noChangeAspect="1"/>
-            </wp:cNvGraphicFramePr>
-            <a:graphic>
-              <a:graphicData uri="http://schemas.openxmlformats.org/drawingml/2006/picture">
-                <pic:pic>
-                  <pic:nvPicPr>
-                    <pic:cNvPr id="100" name="ba-13-photo-1-1782720540974.png"/>
-                    <pic:cNvPicPr/>
-                  </pic:nvPicPr>
-                  <pic:blipFill>
-                    <a:blip r:embed="Ra9d4fd812dd046a7"/>
-                    <a:stretch>
-                      <a:fillRect/>
-                    </a:stretch>
-                  </pic:blipFill>
-                  <pic:spPr>
-                    <a:xfrm>
-                      <a:off x="0" y="0"/>
-                      <a:ext cx="3254148" cy="5400000"/>
-                    </a:xfrm>
-                    <a:prstGeom prst="rect">
-                      <a:avLst/>
-                    </a:prstGeom>
-                  </pic:spPr>
-                </pic:pic>
-              </a:graphicData>
-            </a:graphic>
-          </wp:inline>
-        </w:drawing>
-      </w:r>
-    </w:p>
   </w:body>
 </w:document>
 </file>

--- a/SistemBeritaAcara.Web/wwwroot/files/documents/ba-13-draft.docx
+++ b/SistemBeritaAcara.Web/wwwroot/files/documents/ba-13-draft.docx
@@ -373,7 +373,7 @@
                       <w:sz w:val="18"/>
                       <w:szCs w:val="18"/>
                     </w:rPr>
-                    <w:t>29 Juni 2026</w:t>
+                    <w:t>08 Juli 2026</w:t>
                   </w:r>
                 </w:p>
               </w:tc>
@@ -501,7 +501,7 @@
                       <w:sz w:val="18"/>
                       <w:szCs w:val="18"/>
                     </w:rPr>
-                    <w:t>Inspector II Reliability</w:t>
+                    <w:t>Corporate Sales Sumbagsel</w:t>
                   </w:r>
                 </w:p>
               </w:tc>
@@ -655,7 +655,7 @@
                 <w:sz w:val="18"/>
                 <w:szCs w:val="18"/>
               </w:rPr>
-              <w:t>Andika</w:t>
+              <w:t>Bruce Wayne</w:t>
             </w:r>
             <w:proofErr w:type="spellStart"/>
             <w:r>
@@ -753,7 +753,7 @@
                 <w:sz w:val="18"/>
                 <w:szCs w:val="18"/>
               </w:rPr>
-              <w:t>823456</w:t>
+              <w:t>223456</w:t>
             </w:r>
             <w:proofErr w:type="spellStart"/>
             <w:r>
@@ -853,7 +853,7 @@
                 <w:sz w:val="18"/>
                 <w:szCs w:val="18"/>
               </w:rPr>
-              <w:t>Inspector II Reliability</w:t>
+              <w:t>SBM Industry I</w:t>
             </w:r>
             <w:proofErr w:type="spellStart"/>
             <w:r>
@@ -969,7 +969,23 @@
                 <w:sz w:val="18"/>
                 <w:szCs w:val="18"/>
               </w:rPr>
-              <w:t>Rel. &amp; Project Dev. Sumbagsel</w:t>
+              <w:t>Corporate Sales Sumbagsel</w:t>
+            </w:r>
+            <w:proofErr w:type="spellStart"/>
+            <w:r>
+              <w:rPr>
+                <w:sz w:val="18"/>
+                <w:szCs w:val="18"/>
+              </w:rPr>
+              <w:t/>
+            </w:r>
+            <w:proofErr w:type="spellEnd"/>
+            <w:r>
+              <w:rPr>
+                <w:sz w:val="18"/>
+                <w:szCs w:val="18"/>
+              </w:rPr>
+              <w:t/>
             </w:r>
           </w:p>
         </w:tc>
@@ -1051,7 +1067,23 @@
                 <w:sz w:val="18"/>
                 <w:szCs w:val="18"/>
               </w:rPr>
-              <w:t>Rel. &amp; Project Dev. Sumbagsel</w:t>
+              <w:t>Corporate Sales Sumbagsel</w:t>
+            </w:r>
+            <w:proofErr w:type="spellStart"/>
+            <w:r>
+              <w:rPr>
+                <w:sz w:val="18"/>
+                <w:szCs w:val="18"/>
+              </w:rPr>
+              <w:t/>
+            </w:r>
+            <w:proofErr w:type="spellEnd"/>
+            <w:r>
+              <w:rPr>
+                <w:sz w:val="18"/>
+                <w:szCs w:val="18"/>
+              </w:rPr>
+              <w:t/>
             </w:r>
           </w:p>
         </w:tc>
@@ -1133,7 +1165,23 @@
                 <w:sz w:val="18"/>
                 <w:szCs w:val="18"/>
               </w:rPr>
-              <w:t>andika.perdana@pertamina.com</w:t>
+              <w:t>ggyur21887@gmail.com</w:t>
+            </w:r>
+            <w:proofErr w:type="spellStart"/>
+            <w:r>
+              <w:rPr>
+                <w:sz w:val="18"/>
+                <w:szCs w:val="18"/>
+              </w:rPr>
+              <w:t/>
+            </w:r>
+            <w:proofErr w:type="spellEnd"/>
+            <w:r>
+              <w:rPr>
+                <w:sz w:val="18"/>
+                <w:szCs w:val="18"/>
+              </w:rPr>
+              <w:t/>
             </w:r>
           </w:p>
         </w:tc>
@@ -1162,8 +1210,17 @@
                 <w:sz w:val="18"/>
                 <w:szCs w:val="18"/>
               </w:rPr>
-              <w:t>No. Pekerja</w:t>
-            </w:r>
+              <w:t xml:space="preserve">No. </w:t>
+            </w:r>
+            <w:proofErr w:type="spellStart"/>
+            <w:r>
+              <w:rPr>
+                <w:sz w:val="18"/>
+                <w:szCs w:val="18"/>
+              </w:rPr>
+              <w:t>Pekerja</w:t>
+            </w:r>
+            <w:proofErr w:type="spellEnd"/>
           </w:p>
         </w:tc>
         <w:tc>
@@ -1215,7 +1272,23 @@
                 <w:sz w:val="18"/>
                 <w:szCs w:val="18"/>
               </w:rPr>
-              <w:t>8</w:t>
+              <w:t>2</w:t>
+            </w:r>
+            <w:proofErr w:type="spellStart"/>
+            <w:r>
+              <w:rPr>
+                <w:sz w:val="18"/>
+                <w:szCs w:val="18"/>
+              </w:rPr>
+              <w:t/>
+            </w:r>
+            <w:proofErr w:type="spellEnd"/>
+            <w:r>
+              <w:rPr>
+                <w:sz w:val="18"/>
+                <w:szCs w:val="18"/>
+              </w:rPr>
+              <w:t/>
             </w:r>
           </w:p>
         </w:tc>
@@ -1297,7 +1370,23 @@
                 <w:sz w:val="18"/>
                 <w:szCs w:val="18"/>
               </w:rPr>
-              <w:t>082137136842</w:t>
+              <w:t>-</w:t>
+            </w:r>
+            <w:proofErr w:type="spellStart"/>
+            <w:r>
+              <w:rPr>
+                <w:sz w:val="18"/>
+                <w:szCs w:val="18"/>
+              </w:rPr>
+              <w:t/>
+            </w:r>
+            <w:proofErr w:type="spellEnd"/>
+            <w:r>
+              <w:rPr>
+                <w:sz w:val="18"/>
+                <w:szCs w:val="18"/>
+              </w:rPr>
+              <w:t/>
             </w:r>
           </w:p>
         </w:tc>
@@ -1327,7 +1416,7 @@
           <w:sz w:val="18"/>
           <w:szCs w:val="18"/>
         </w:rPr>
-        <w:t xml:space="preserve">Pada hari ini Senin Tanggal 29 Juni 2026 telah diserahterimakan perangkat dengan spesifikasi serta syarat-syarat dan ketentuan sebagai berikut:</w:t>
+        <w:t xml:space="preserve">Pada hari ini Rabu Tanggal 8 Juli 2026 telah diserahterimakan perangkat dengan spesifikasi serta syarat-syarat dan ketentuan sebagai berikut:</w:t>
       </w:r>
       <w:proofErr w:type="spellStart"/>
       <w:r>
@@ -1759,7 +1848,7 @@
           <w:u w:val="single"/>
           <w:lang w:val="nb-NO"/>
         </w:rPr>
-        <w:t>Jenis Perangkat Keras: CCTV</w:t>
+        <w:t>Jenis Perangkat Keras: Remote</w:t>
       </w:r>
       <w:r>
         <w:rPr>
@@ -2373,7 +2462,7 @@
                 <w:szCs w:val="18"/>
                 <w:lang w:val="nb-NO"/>
               </w:rPr>
-              <w:t>iueve</w:t>
+              <w:t>-</w:t>
             </w:r>
           </w:p>
         </w:tc>
@@ -2400,7 +2489,7 @@
                 <w:szCs w:val="18"/>
                 <w:lang w:val="nb-NO"/>
               </w:rPr>
-              <w:t>iquwvhieqr</w:t>
+              <w:t>-</w:t>
             </w:r>
           </w:p>
         </w:tc>
@@ -2451,7 +2540,7 @@
                 <w:sz w:val="18"/>
                 <w:szCs w:val="18"/>
               </w:rPr>
-              <w:t>Tiket di My SSC NO. yugucqerg</w:t>
+              <w:t>Nota Dinas/Tiket di My SSC No. -</w:t>
             </w:r>
           </w:p>
         </w:tc>
@@ -2479,12 +2568,421 @@
           <w:szCs w:val="18"/>
         </w:rPr>
       </w:pPr>
-      <w:r>
-        <w:rPr>
-          <w:sz w:val="18"/>
-          <w:szCs w:val="18"/>
-        </w:rPr>
-        <w:t>Pihak penerima bertanggung jawab sepenuhnya atas peralatan yang digunakannya dan telah membaca dan setuju dengan ketentuan tambahan yang tercantum pada halaman belakang dari lembar bukti penerimaan barang ini (wajib dibaca).</w:t>
+      <w:proofErr w:type="spellStart"/>
+      <w:r>
+        <w:rPr>
+          <w:sz w:val="18"/>
+          <w:szCs w:val="18"/>
+        </w:rPr>
+        <w:t>Pihak</w:t>
+      </w:r>
+      <w:proofErr w:type="spellEnd"/>
+      <w:r>
+        <w:rPr>
+          <w:sz w:val="18"/>
+          <w:szCs w:val="18"/>
+        </w:rPr>
+        <w:t xml:space="preserve"> </w:t>
+      </w:r>
+      <w:proofErr w:type="spellStart"/>
+      <w:r>
+        <w:rPr>
+          <w:sz w:val="18"/>
+          <w:szCs w:val="18"/>
+        </w:rPr>
+        <w:t>penerima</w:t>
+      </w:r>
+      <w:proofErr w:type="spellEnd"/>
+      <w:r>
+        <w:rPr>
+          <w:sz w:val="18"/>
+          <w:szCs w:val="18"/>
+        </w:rPr>
+        <w:t xml:space="preserve"> </w:t>
+      </w:r>
+      <w:proofErr w:type="spellStart"/>
+      <w:r>
+        <w:rPr>
+          <w:sz w:val="18"/>
+          <w:szCs w:val="18"/>
+        </w:rPr>
+        <w:t>bertanggung</w:t>
+      </w:r>
+      <w:proofErr w:type="spellEnd"/>
+      <w:r>
+        <w:rPr>
+          <w:sz w:val="18"/>
+          <w:szCs w:val="18"/>
+        </w:rPr>
+        <w:t xml:space="preserve"> </w:t>
+      </w:r>
+      <w:proofErr w:type="spellStart"/>
+      <w:r>
+        <w:rPr>
+          <w:sz w:val="18"/>
+          <w:szCs w:val="18"/>
+        </w:rPr>
+        <w:t>jawab</w:t>
+      </w:r>
+      <w:proofErr w:type="spellEnd"/>
+      <w:r>
+        <w:rPr>
+          <w:sz w:val="18"/>
+          <w:szCs w:val="18"/>
+        </w:rPr>
+        <w:t xml:space="preserve"> </w:t>
+      </w:r>
+      <w:proofErr w:type="spellStart"/>
+      <w:r>
+        <w:rPr>
+          <w:sz w:val="18"/>
+          <w:szCs w:val="18"/>
+        </w:rPr>
+        <w:t>sepenuhnya</w:t>
+      </w:r>
+      <w:proofErr w:type="spellEnd"/>
+      <w:r>
+        <w:rPr>
+          <w:sz w:val="18"/>
+          <w:szCs w:val="18"/>
+        </w:rPr>
+        <w:t xml:space="preserve"> </w:t>
+      </w:r>
+      <w:proofErr w:type="spellStart"/>
+      <w:r>
+        <w:rPr>
+          <w:sz w:val="18"/>
+          <w:szCs w:val="18"/>
+        </w:rPr>
+        <w:t>atas</w:t>
+      </w:r>
+      <w:proofErr w:type="spellEnd"/>
+      <w:r>
+        <w:rPr>
+          <w:sz w:val="18"/>
+          <w:szCs w:val="18"/>
+        </w:rPr>
+        <w:t xml:space="preserve"> </w:t>
+      </w:r>
+      <w:proofErr w:type="spellStart"/>
+      <w:r>
+        <w:rPr>
+          <w:sz w:val="18"/>
+          <w:szCs w:val="18"/>
+        </w:rPr>
+        <w:t>barang</w:t>
+      </w:r>
+      <w:proofErr w:type="spellEnd"/>
+      <w:r>
+        <w:rPr>
+          <w:sz w:val="18"/>
+          <w:szCs w:val="18"/>
+        </w:rPr>
+        <w:t>/</w:t>
+      </w:r>
+      <w:proofErr w:type="spellStart"/>
+      <w:r>
+        <w:rPr>
+          <w:sz w:val="18"/>
+          <w:szCs w:val="18"/>
+        </w:rPr>
+        <w:t>peralatan</w:t>
+      </w:r>
+      <w:proofErr w:type="spellEnd"/>
+      <w:r>
+        <w:rPr>
+          <w:sz w:val="18"/>
+          <w:szCs w:val="18"/>
+        </w:rPr>
+        <w:t xml:space="preserve"> yang </w:t>
+      </w:r>
+      <w:proofErr w:type="spellStart"/>
+      <w:r>
+        <w:rPr>
+          <w:sz w:val="18"/>
+          <w:szCs w:val="18"/>
+        </w:rPr>
+        <w:t>diterima</w:t>
+      </w:r>
+      <w:proofErr w:type="spellEnd"/>
+      <w:r>
+        <w:rPr>
+          <w:sz w:val="18"/>
+          <w:szCs w:val="18"/>
+        </w:rPr>
+        <w:t xml:space="preserve"> dan </w:t>
+      </w:r>
+      <w:proofErr w:type="spellStart"/>
+      <w:r>
+        <w:rPr>
+          <w:sz w:val="18"/>
+          <w:szCs w:val="18"/>
+        </w:rPr>
+        <w:t>digunakan</w:t>
+      </w:r>
+      <w:proofErr w:type="spellEnd"/>
+      <w:r>
+        <w:rPr>
+          <w:sz w:val="18"/>
+          <w:szCs w:val="18"/>
+        </w:rPr>
+        <w:t xml:space="preserve"> </w:t>
+      </w:r>
+      <w:proofErr w:type="spellStart"/>
+      <w:r>
+        <w:rPr>
+          <w:sz w:val="18"/>
+          <w:szCs w:val="18"/>
+        </w:rPr>
+        <w:t>serta</w:t>
+      </w:r>
+      <w:proofErr w:type="spellEnd"/>
+      <w:r>
+        <w:rPr>
+          <w:sz w:val="18"/>
+          <w:szCs w:val="18"/>
+        </w:rPr>
+        <w:t xml:space="preserve"> </w:t>
+      </w:r>
+      <w:proofErr w:type="spellStart"/>
+      <w:r>
+        <w:rPr>
+          <w:sz w:val="18"/>
+          <w:szCs w:val="18"/>
+        </w:rPr>
+        <w:t>menyatakan</w:t>
+      </w:r>
+      <w:proofErr w:type="spellEnd"/>
+      <w:r>
+        <w:rPr>
+          <w:sz w:val="18"/>
+          <w:szCs w:val="18"/>
+        </w:rPr>
+        <w:t xml:space="preserve"> </w:t>
+      </w:r>
+      <w:proofErr w:type="spellStart"/>
+      <w:r>
+        <w:rPr>
+          <w:sz w:val="18"/>
+          <w:szCs w:val="18"/>
+        </w:rPr>
+        <w:t>telah</w:t>
+      </w:r>
+      <w:proofErr w:type="spellEnd"/>
+      <w:r>
+        <w:rPr>
+          <w:sz w:val="18"/>
+          <w:szCs w:val="18"/>
+        </w:rPr>
+        <w:t xml:space="preserve"> </w:t>
+      </w:r>
+      <w:proofErr w:type="spellStart"/>
+      <w:r>
+        <w:rPr>
+          <w:sz w:val="18"/>
+          <w:szCs w:val="18"/>
+        </w:rPr>
+        <w:t>membaca</w:t>
+      </w:r>
+      <w:proofErr w:type="spellEnd"/>
+      <w:r>
+        <w:rPr>
+          <w:sz w:val="18"/>
+          <w:szCs w:val="18"/>
+        </w:rPr>
+        <w:t xml:space="preserve">, </w:t>
+      </w:r>
+      <w:proofErr w:type="spellStart"/>
+      <w:r>
+        <w:rPr>
+          <w:sz w:val="18"/>
+          <w:szCs w:val="18"/>
+        </w:rPr>
+        <w:t>memahami</w:t>
+      </w:r>
+      <w:proofErr w:type="spellEnd"/>
+      <w:r>
+        <w:rPr>
+          <w:sz w:val="18"/>
+          <w:szCs w:val="18"/>
+        </w:rPr>
+        <w:t xml:space="preserve">, dan </w:t>
+      </w:r>
+      <w:proofErr w:type="spellStart"/>
+      <w:r>
+        <w:rPr>
+          <w:sz w:val="18"/>
+          <w:szCs w:val="18"/>
+        </w:rPr>
+        <w:t>menyetujui</w:t>
+      </w:r>
+      <w:proofErr w:type="spellEnd"/>
+      <w:r>
+        <w:rPr>
+          <w:sz w:val="18"/>
+          <w:szCs w:val="18"/>
+        </w:rPr>
+        <w:t xml:space="preserve"> </w:t>
+      </w:r>
+      <w:proofErr w:type="spellStart"/>
+      <w:r>
+        <w:rPr>
+          <w:sz w:val="18"/>
+          <w:szCs w:val="18"/>
+        </w:rPr>
+        <w:t>seluruh</w:t>
+      </w:r>
+      <w:proofErr w:type="spellEnd"/>
+      <w:r>
+        <w:rPr>
+          <w:sz w:val="18"/>
+          <w:szCs w:val="18"/>
+        </w:rPr>
+        <w:t xml:space="preserve"> </w:t>
+      </w:r>
+      <w:proofErr w:type="spellStart"/>
+      <w:r>
+        <w:rPr>
+          <w:sz w:val="18"/>
+          <w:szCs w:val="18"/>
+        </w:rPr>
+        <w:t>ketentuan</w:t>
+      </w:r>
+      <w:proofErr w:type="spellEnd"/>
+      <w:r>
+        <w:rPr>
+          <w:sz w:val="18"/>
+          <w:szCs w:val="18"/>
+        </w:rPr>
+        <w:t xml:space="preserve"> yang </w:t>
+      </w:r>
+      <w:proofErr w:type="spellStart"/>
+      <w:r>
+        <w:rPr>
+          <w:sz w:val="18"/>
+          <w:szCs w:val="18"/>
+        </w:rPr>
+        <w:t>tercantum</w:t>
+      </w:r>
+      <w:proofErr w:type="spellEnd"/>
+      <w:r>
+        <w:rPr>
+          <w:sz w:val="18"/>
+          <w:szCs w:val="18"/>
+        </w:rPr>
+        <w:t xml:space="preserve"> </w:t>
+      </w:r>
+      <w:proofErr w:type="spellStart"/>
+      <w:r>
+        <w:rPr>
+          <w:sz w:val="18"/>
+          <w:szCs w:val="18"/>
+        </w:rPr>
+        <w:t>dalam</w:t>
+      </w:r>
+      <w:proofErr w:type="spellEnd"/>
+      <w:r>
+        <w:rPr>
+          <w:sz w:val="18"/>
+          <w:szCs w:val="18"/>
+        </w:rPr>
+        <w:t xml:space="preserve"> Berita Acara Serah </w:t>
+      </w:r>
+      <w:proofErr w:type="spellStart"/>
+      <w:r>
+        <w:rPr>
+          <w:sz w:val="18"/>
+          <w:szCs w:val="18"/>
+        </w:rPr>
+        <w:t>Terima</w:t>
+      </w:r>
+      <w:proofErr w:type="spellEnd"/>
+      <w:r>
+        <w:rPr>
+          <w:sz w:val="18"/>
+          <w:szCs w:val="18"/>
+        </w:rPr>
+        <w:t xml:space="preserve"> </w:t>
+      </w:r>
+      <w:proofErr w:type="spellStart"/>
+      <w:r>
+        <w:rPr>
+          <w:sz w:val="18"/>
+          <w:szCs w:val="18"/>
+        </w:rPr>
+        <w:t>ini</w:t>
+      </w:r>
+      <w:proofErr w:type="spellEnd"/>
+      <w:r>
+        <w:rPr>
+          <w:sz w:val="18"/>
+          <w:szCs w:val="18"/>
+        </w:rPr>
+        <w:t xml:space="preserve"> </w:t>
+      </w:r>
+      <w:proofErr w:type="spellStart"/>
+      <w:r>
+        <w:rPr>
+          <w:sz w:val="18"/>
+          <w:szCs w:val="18"/>
+        </w:rPr>
+        <w:t>beserta</w:t>
+      </w:r>
+      <w:proofErr w:type="spellEnd"/>
+      <w:r>
+        <w:rPr>
+          <w:sz w:val="18"/>
+          <w:szCs w:val="18"/>
+        </w:rPr>
+        <w:t xml:space="preserve"> </w:t>
+      </w:r>
+      <w:proofErr w:type="spellStart"/>
+      <w:r>
+        <w:rPr>
+          <w:sz w:val="18"/>
+          <w:szCs w:val="18"/>
+        </w:rPr>
+        <w:t>ketentuan</w:t>
+      </w:r>
+      <w:proofErr w:type="spellEnd"/>
+      <w:r>
+        <w:rPr>
+          <w:sz w:val="18"/>
+          <w:szCs w:val="18"/>
+        </w:rPr>
+        <w:t xml:space="preserve"> </w:t>
+      </w:r>
+      <w:proofErr w:type="spellStart"/>
+      <w:r>
+        <w:rPr>
+          <w:sz w:val="18"/>
+          <w:szCs w:val="18"/>
+        </w:rPr>
+        <w:t>tambahan</w:t>
+      </w:r>
+      <w:proofErr w:type="spellEnd"/>
+      <w:r>
+        <w:rPr>
+          <w:sz w:val="18"/>
+          <w:szCs w:val="18"/>
+        </w:rPr>
+        <w:t xml:space="preserve"> yang </w:t>
+      </w:r>
+      <w:proofErr w:type="spellStart"/>
+      <w:r>
+        <w:rPr>
+          <w:sz w:val="18"/>
+          <w:szCs w:val="18"/>
+        </w:rPr>
+        <w:t>berlaku</w:t>
+      </w:r>
+      <w:proofErr w:type="spellEnd"/>
+      <w:r>
+        <w:rPr>
+          <w:sz w:val="18"/>
+          <w:szCs w:val="18"/>
+        </w:rPr>
+        <w:t>.</w:t>
       </w:r>
     </w:p>
     <w:p>
@@ -2515,19 +3013,492 @@
           <w:lang w:val="nb-NO"/>
         </w:rPr>
       </w:pPr>
-      <w:r>
-        <w:rPr>
-          <w:sz w:val="18"/>
-          <w:szCs w:val="18"/>
-        </w:rPr>
-        <w:t xml:space="preserve">Apabila terjadi pencurian/kehilangan perangkat yang diserahkan kepada pemakai/penanggung jawab, maka pemakai/penanggung jawab harus melaporkan kepada Kepolisian dan Sekuriti PERTAMINA dimana </w:t>
-      </w:r>
-      <w:r>
-        <w:rPr>
-          <w:sz w:val="18"/>
-          <w:szCs w:val="18"/>
-        </w:rPr>
-        <w:t xml:space="preserve">terjadi pencurian/kehilangan barang tersebut. </w:t>
+      <w:proofErr w:type="spellStart"/>
+      <w:r>
+        <w:rPr>
+          <w:sz w:val="18"/>
+          <w:szCs w:val="18"/>
+        </w:rPr>
+        <w:t>Apabila</w:t>
+      </w:r>
+      <w:proofErr w:type="spellEnd"/>
+      <w:r>
+        <w:rPr>
+          <w:sz w:val="18"/>
+          <w:szCs w:val="18"/>
+        </w:rPr>
+        <w:t xml:space="preserve"> </w:t>
+      </w:r>
+      <w:proofErr w:type="spellStart"/>
+      <w:r>
+        <w:rPr>
+          <w:sz w:val="18"/>
+          <w:szCs w:val="18"/>
+        </w:rPr>
+        <w:t>terjadi</w:t>
+      </w:r>
+      <w:proofErr w:type="spellEnd"/>
+      <w:r>
+        <w:rPr>
+          <w:sz w:val="18"/>
+          <w:szCs w:val="18"/>
+        </w:rPr>
+        <w:t xml:space="preserve"> </w:t>
+      </w:r>
+      <w:proofErr w:type="spellStart"/>
+      <w:r>
+        <w:rPr>
+          <w:sz w:val="18"/>
+          <w:szCs w:val="18"/>
+        </w:rPr>
+        <w:t>kehilangan</w:t>
+      </w:r>
+      <w:proofErr w:type="spellEnd"/>
+      <w:r>
+        <w:rPr>
+          <w:sz w:val="18"/>
+          <w:szCs w:val="18"/>
+        </w:rPr>
+        <w:t xml:space="preserve">, </w:t>
+      </w:r>
+      <w:proofErr w:type="spellStart"/>
+      <w:r>
+        <w:rPr>
+          <w:sz w:val="18"/>
+          <w:szCs w:val="18"/>
+        </w:rPr>
+        <w:t>pencurian</w:t>
+      </w:r>
+      <w:proofErr w:type="spellEnd"/>
+      <w:r>
+        <w:rPr>
+          <w:sz w:val="18"/>
+          <w:szCs w:val="18"/>
+        </w:rPr>
+        <w:t xml:space="preserve">, </w:t>
+      </w:r>
+      <w:proofErr w:type="spellStart"/>
+      <w:r>
+        <w:rPr>
+          <w:sz w:val="18"/>
+          <w:szCs w:val="18"/>
+        </w:rPr>
+        <w:t>kerusakan</w:t>
+      </w:r>
+      <w:proofErr w:type="spellEnd"/>
+      <w:r>
+        <w:rPr>
+          <w:sz w:val="18"/>
+          <w:szCs w:val="18"/>
+        </w:rPr>
+        <w:t xml:space="preserve"> </w:t>
+      </w:r>
+      <w:proofErr w:type="spellStart"/>
+      <w:r>
+        <w:rPr>
+          <w:sz w:val="18"/>
+          <w:szCs w:val="18"/>
+        </w:rPr>
+        <w:t>akibat</w:t>
+      </w:r>
+      <w:proofErr w:type="spellEnd"/>
+      <w:r>
+        <w:rPr>
+          <w:sz w:val="18"/>
+          <w:szCs w:val="18"/>
+        </w:rPr>
+        <w:t xml:space="preserve"> </w:t>
+      </w:r>
+      <w:proofErr w:type="spellStart"/>
+      <w:r>
+        <w:rPr>
+          <w:sz w:val="18"/>
+          <w:szCs w:val="18"/>
+        </w:rPr>
+        <w:t>kelalaian</w:t>
+      </w:r>
+      <w:proofErr w:type="spellEnd"/>
+      <w:r>
+        <w:rPr>
+          <w:sz w:val="18"/>
+          <w:szCs w:val="18"/>
+        </w:rPr>
+        <w:t xml:space="preserve">, </w:t>
+      </w:r>
+      <w:proofErr w:type="spellStart"/>
+      <w:r>
+        <w:rPr>
+          <w:sz w:val="18"/>
+          <w:szCs w:val="18"/>
+        </w:rPr>
+        <w:t>atau</w:t>
+      </w:r>
+      <w:proofErr w:type="spellEnd"/>
+      <w:r>
+        <w:rPr>
+          <w:sz w:val="18"/>
+          <w:szCs w:val="18"/>
+        </w:rPr>
+        <w:t xml:space="preserve"> </w:t>
+      </w:r>
+      <w:proofErr w:type="spellStart"/>
+      <w:r>
+        <w:rPr>
+          <w:sz w:val="18"/>
+          <w:szCs w:val="18"/>
+        </w:rPr>
+        <w:t>penyalahgunaan</w:t>
+      </w:r>
+      <w:proofErr w:type="spellEnd"/>
+      <w:r>
+        <w:rPr>
+          <w:sz w:val="18"/>
+          <w:szCs w:val="18"/>
+        </w:rPr>
+        <w:t xml:space="preserve"> </w:t>
+      </w:r>
+      <w:proofErr w:type="spellStart"/>
+      <w:r>
+        <w:rPr>
+          <w:sz w:val="18"/>
+          <w:szCs w:val="18"/>
+        </w:rPr>
+        <w:t>terhadap</w:t>
+      </w:r>
+      <w:proofErr w:type="spellEnd"/>
+      <w:r>
+        <w:rPr>
+          <w:sz w:val="18"/>
+          <w:szCs w:val="18"/>
+        </w:rPr>
+        <w:t xml:space="preserve"> </w:t>
+      </w:r>
+      <w:proofErr w:type="spellStart"/>
+      <w:r>
+        <w:rPr>
+          <w:sz w:val="18"/>
+          <w:szCs w:val="18"/>
+        </w:rPr>
+        <w:t>barang</w:t>
+      </w:r>
+      <w:proofErr w:type="spellEnd"/>
+      <w:r>
+        <w:rPr>
+          <w:sz w:val="18"/>
+          <w:szCs w:val="18"/>
+        </w:rPr>
+        <w:t>/</w:t>
+      </w:r>
+      <w:proofErr w:type="spellStart"/>
+      <w:r>
+        <w:rPr>
+          <w:sz w:val="18"/>
+          <w:szCs w:val="18"/>
+        </w:rPr>
+        <w:t>peralatan</w:t>
+      </w:r>
+      <w:proofErr w:type="spellEnd"/>
+      <w:r>
+        <w:rPr>
+          <w:sz w:val="18"/>
+          <w:szCs w:val="18"/>
+        </w:rPr>
+        <w:t xml:space="preserve"> yang </w:t>
+      </w:r>
+      <w:proofErr w:type="spellStart"/>
+      <w:r>
+        <w:rPr>
+          <w:sz w:val="18"/>
+          <w:szCs w:val="18"/>
+        </w:rPr>
+        <w:t>diserahkan</w:t>
+      </w:r>
+      <w:proofErr w:type="spellEnd"/>
+      <w:r>
+        <w:rPr>
+          <w:sz w:val="18"/>
+          <w:szCs w:val="18"/>
+        </w:rPr>
+        <w:t xml:space="preserve">, </w:t>
+      </w:r>
+      <w:proofErr w:type="spellStart"/>
+      <w:r>
+        <w:rPr>
+          <w:sz w:val="18"/>
+          <w:szCs w:val="18"/>
+        </w:rPr>
+        <w:t>maka</w:t>
+      </w:r>
+      <w:proofErr w:type="spellEnd"/>
+      <w:r>
+        <w:rPr>
+          <w:sz w:val="18"/>
+          <w:szCs w:val="18"/>
+        </w:rPr>
+        <w:t xml:space="preserve"> </w:t>
+      </w:r>
+      <w:proofErr w:type="spellStart"/>
+      <w:r>
+        <w:rPr>
+          <w:sz w:val="18"/>
+          <w:szCs w:val="18"/>
+        </w:rPr>
+        <w:t>pihak</w:t>
+      </w:r>
+      <w:proofErr w:type="spellEnd"/>
+      <w:r>
+        <w:rPr>
+          <w:sz w:val="18"/>
+          <w:szCs w:val="18"/>
+        </w:rPr>
+        <w:t xml:space="preserve"> </w:t>
+      </w:r>
+      <w:proofErr w:type="spellStart"/>
+      <w:r>
+        <w:rPr>
+          <w:sz w:val="18"/>
+          <w:szCs w:val="18"/>
+        </w:rPr>
+        <w:t>penerima</w:t>
+      </w:r>
+      <w:proofErr w:type="spellEnd"/>
+      <w:r>
+        <w:rPr>
+          <w:sz w:val="18"/>
+          <w:szCs w:val="18"/>
+        </w:rPr>
+        <w:t xml:space="preserve"> </w:t>
+      </w:r>
+      <w:proofErr w:type="spellStart"/>
+      <w:r>
+        <w:rPr>
+          <w:sz w:val="18"/>
+          <w:szCs w:val="18"/>
+        </w:rPr>
+        <w:t>wajib</w:t>
+      </w:r>
+      <w:proofErr w:type="spellEnd"/>
+      <w:r>
+        <w:rPr>
+          <w:sz w:val="18"/>
+          <w:szCs w:val="18"/>
+        </w:rPr>
+        <w:t xml:space="preserve"> </w:t>
+      </w:r>
+      <w:proofErr w:type="spellStart"/>
+      <w:r>
+        <w:rPr>
+          <w:sz w:val="18"/>
+          <w:szCs w:val="18"/>
+        </w:rPr>
+        <w:t>segera</w:t>
+      </w:r>
+      <w:proofErr w:type="spellEnd"/>
+      <w:r>
+        <w:rPr>
+          <w:sz w:val="18"/>
+          <w:szCs w:val="18"/>
+        </w:rPr>
+        <w:t xml:space="preserve"> </w:t>
+      </w:r>
+      <w:proofErr w:type="spellStart"/>
+      <w:r>
+        <w:rPr>
+          <w:sz w:val="18"/>
+          <w:szCs w:val="18"/>
+        </w:rPr>
+        <w:t>melaporkan</w:t>
+      </w:r>
+      <w:r>
+        <w:rPr>
+          <w:sz w:val="18"/>
+          <w:szCs w:val="18"/>
+        </w:rPr>
+        <w:t>nya</w:t>
+      </w:r>
+      <w:proofErr w:type="spellEnd"/>
+      <w:r>
+        <w:rPr>
+          <w:sz w:val="18"/>
+          <w:szCs w:val="18"/>
+        </w:rPr>
+        <w:t xml:space="preserve"> </w:t>
+      </w:r>
+      <w:proofErr w:type="spellStart"/>
+      <w:r>
+        <w:rPr>
+          <w:sz w:val="18"/>
+          <w:szCs w:val="18"/>
+        </w:rPr>
+        <w:t>kepada</w:t>
+      </w:r>
+      <w:proofErr w:type="spellEnd"/>
+      <w:r>
+        <w:rPr>
+          <w:sz w:val="18"/>
+          <w:szCs w:val="18"/>
+        </w:rPr>
+        <w:t xml:space="preserve"> </w:t>
+      </w:r>
+      <w:proofErr w:type="spellStart"/>
+      <w:r>
+        <w:rPr>
+          <w:sz w:val="18"/>
+          <w:szCs w:val="18"/>
+        </w:rPr>
+        <w:t>atasan</w:t>
+      </w:r>
+      <w:proofErr w:type="spellEnd"/>
+      <w:r>
+        <w:rPr>
+          <w:sz w:val="18"/>
+          <w:szCs w:val="18"/>
+        </w:rPr>
+        <w:t xml:space="preserve"> </w:t>
+      </w:r>
+      <w:proofErr w:type="spellStart"/>
+      <w:r>
+        <w:rPr>
+          <w:sz w:val="18"/>
+          <w:szCs w:val="18"/>
+        </w:rPr>
+        <w:t>langsung</w:t>
+      </w:r>
+      <w:proofErr w:type="spellEnd"/>
+      <w:r>
+        <w:rPr>
+          <w:sz w:val="18"/>
+          <w:szCs w:val="18"/>
+        </w:rPr>
+        <w:t xml:space="preserve">, </w:t>
+      </w:r>
+      <w:proofErr w:type="spellStart"/>
+      <w:r>
+        <w:rPr>
+          <w:sz w:val="18"/>
+          <w:szCs w:val="18"/>
+        </w:rPr>
+        <w:t>fungsi</w:t>
+      </w:r>
+      <w:proofErr w:type="spellEnd"/>
+      <w:r>
+        <w:rPr>
+          <w:sz w:val="18"/>
+          <w:szCs w:val="18"/>
+        </w:rPr>
+        <w:t xml:space="preserve"> </w:t>
+      </w:r>
+      <w:proofErr w:type="spellStart"/>
+      <w:r>
+        <w:rPr>
+          <w:sz w:val="18"/>
+          <w:szCs w:val="18"/>
+        </w:rPr>
+        <w:t>terkait</w:t>
+      </w:r>
+      <w:proofErr w:type="spellEnd"/>
+      <w:r>
+        <w:rPr>
+          <w:sz w:val="18"/>
+          <w:szCs w:val="18"/>
+        </w:rPr>
+        <w:t xml:space="preserve">, </w:t>
+      </w:r>
+      <w:proofErr w:type="spellStart"/>
+      <w:r>
+        <w:rPr>
+          <w:sz w:val="18"/>
+          <w:szCs w:val="18"/>
+        </w:rPr>
+        <w:t>serta</w:t>
+      </w:r>
+      <w:proofErr w:type="spellEnd"/>
+      <w:r>
+        <w:rPr>
+          <w:sz w:val="18"/>
+          <w:szCs w:val="18"/>
+        </w:rPr>
+        <w:t xml:space="preserve"> </w:t>
+      </w:r>
+      <w:proofErr w:type="spellStart"/>
+      <w:r>
+        <w:rPr>
+          <w:sz w:val="18"/>
+          <w:szCs w:val="18"/>
+        </w:rPr>
+        <w:t>pihak</w:t>
+      </w:r>
+      <w:proofErr w:type="spellEnd"/>
+      <w:r>
+        <w:rPr>
+          <w:sz w:val="18"/>
+          <w:szCs w:val="18"/>
+        </w:rPr>
+        <w:t xml:space="preserve"> yang </w:t>
+      </w:r>
+      <w:proofErr w:type="spellStart"/>
+      <w:r>
+        <w:rPr>
+          <w:sz w:val="18"/>
+          <w:szCs w:val="18"/>
+        </w:rPr>
+        <w:t>berwenang</w:t>
+      </w:r>
+      <w:proofErr w:type="spellEnd"/>
+      <w:r>
+        <w:rPr>
+          <w:sz w:val="18"/>
+          <w:szCs w:val="18"/>
+        </w:rPr>
+        <w:t xml:space="preserve"> </w:t>
+      </w:r>
+      <w:proofErr w:type="spellStart"/>
+      <w:r>
+        <w:rPr>
+          <w:sz w:val="18"/>
+          <w:szCs w:val="18"/>
+        </w:rPr>
+        <w:t>sesuai</w:t>
+      </w:r>
+      <w:proofErr w:type="spellEnd"/>
+      <w:r>
+        <w:rPr>
+          <w:sz w:val="18"/>
+          <w:szCs w:val="18"/>
+        </w:rPr>
+        <w:t xml:space="preserve"> </w:t>
+      </w:r>
+      <w:proofErr w:type="spellStart"/>
+      <w:r>
+        <w:rPr>
+          <w:sz w:val="18"/>
+          <w:szCs w:val="18"/>
+        </w:rPr>
+        <w:t>dengan</w:t>
+      </w:r>
+      <w:proofErr w:type="spellEnd"/>
+      <w:r>
+        <w:rPr>
+          <w:sz w:val="18"/>
+          <w:szCs w:val="18"/>
+        </w:rPr>
+        <w:t xml:space="preserve"> </w:t>
+      </w:r>
+      <w:proofErr w:type="spellStart"/>
+      <w:r>
+        <w:rPr>
+          <w:sz w:val="18"/>
+          <w:szCs w:val="18"/>
+        </w:rPr>
+        <w:t>ketentuan</w:t>
+      </w:r>
+      <w:proofErr w:type="spellEnd"/>
+      <w:r>
+        <w:rPr>
+          <w:sz w:val="18"/>
+          <w:szCs w:val="18"/>
+        </w:rPr>
+        <w:t xml:space="preserve"> Perusahaan. </w:t>
       </w:r>
       <w:r>
         <w:rPr>
@@ -2535,7 +3506,7 @@
           <w:szCs w:val="18"/>
           <w:lang w:val="nb-NO"/>
         </w:rPr>
-        <w:t>Laporan tsb akan diproses oleh pihak berwenang sesuai dengan peraturan yang berlaku.</w:t>
+        <w:t>Proses penanganan akan dilakukan sesuai dengan peraturan dan kebijakan yang berlaku.</w:t>
       </w:r>
     </w:p>
     <w:p>
@@ -2573,28 +3544,7 @@
           <w:szCs w:val="18"/>
           <w:lang w:val="nb-NO"/>
         </w:rPr>
-        <w:t>Perangkat Notebook yang dipinjamkan adalah milik PT Pertamina Patra Niaga Regional Sumbagsel. Jika terjadi pencurian/kehilangan selama masa peminjaman maka Perusahaan tidak wajib memberikan pengganti notebook dan pekerja wajib menyediakan notebook pengganti sesuai spesifikasi hardware, software, OS yang ditentukan Perusahaan. Perangkat pengganti tetap akan dikelola oleh Perusahaan.</w:t>
-      </w:r>
-    </w:p>
-    <w:p>
-      <w:pPr>
-        <w:pStyle w:val="ListParagraph"/>
-        <w:spacing w:after="120" w:line="276" w:lineRule="auto"/>
-        <w:ind w:left="360"/>
-        <w:jc w:val="both"/>
-        <w:rPr>
-          <w:sz w:val="18"/>
-          <w:szCs w:val="18"/>
-          <w:lang w:val="nb-NO"/>
-        </w:rPr>
-      </w:pPr>
-      <w:r>
-        <w:rPr>
-          <w:sz w:val="18"/>
-          <w:szCs w:val="18"/>
-          <w:lang w:val="nb-NO"/>
-        </w:rPr>
-        <w:t>Notebook peminjaman akan ditarik oleh Perusahaan apabila Pekerja yang bersangkutan berstatus Pemutusan Hubungan Kerja/Resign/Pensiun Dini atau akan menjalani MPPK dalam jangka waktu kurang dari 3 bulan atau 9 bulan sebelum Pensiun dengan Perusahaan selama masa peminjaman.</w:t>
+        <w:t>Barang/peralatan yang dialokasikan/dipinjamkan merupakan aset milik PT Pertamina Patra Niaga Regional Sumbagsel. Selama masa peminjaman, pihak penerima bertanggung jawab atas keamanan, penggunaan, pemeliharaan, dan kondisi barang/peralatan tersebut. Apabila terjadi kehilangan atau kerusakan akibat kelalaian penerima, maka penyelesaian dan penggantian akan dilakukan sesuai dengan ketentuan Perusahaan. Barang/peralatan yang dipinjamkan tetap menjadi milik Perusahaan dan wajib dikembalikan dalam kondisi baik ketika masa peminjaman berakhir atau apabila diminta kembali oleh Perusahaan.</w:t>
       </w:r>
     </w:p>
     <w:p>
@@ -2632,15 +3582,7 @@
           <w:szCs w:val="18"/>
           <w:lang w:val="nb-NO"/>
         </w:rPr>
-        <w:t>Telah dilakukan uji-coba terhadap perangkat-keras dan perangkat-lunak yang terpasang tersebut di atas yang dilaksanakan oleh petugas dari IT Sumbagsel dan pihak penerima sebagai pemakai/penanggung jawab, semua sepakat bahwa semua peralatan tersebut telah sesuai seperti tercantum di atas dan bekerja dengan baik serta laik pakai, sebagai berikut</w:t>
-      </w:r>
-      <w:r>
-        <w:rPr>
-          <w:sz w:val="18"/>
-          <w:szCs w:val="18"/>
-          <w:lang w:val="nb-NO"/>
-        </w:rPr>
-        <w:t>:</w:t>
+        <w:t>Barang/peralatan yang diserahterimakan telah diperiksa dan/atau diuji fungsinya oleh petugas yang berwenang bersama pihak penerima. Dengan ditandatanganinya Berita Acara Serah Terima ini, pihak penerima menyatakan bahwa barang/peralatan telah diterima dalam kondisi baik, lengkap, berfungsi sebagaimana mestinya, serta sesuai dengan spesifikasi yang tercantum dalam dokumen ini.</w:t>
       </w:r>
     </w:p>
     <w:p>
@@ -2650,6 +3592,8 @@
         <w:ind w:left="360"/>
         <w:jc w:val="both"/>
         <w:rPr>
+          <w:sz w:val="18"/>
+          <w:szCs w:val="18"/>
           <w:lang w:val="nb-NO"/>
         </w:rPr>
       </w:pPr>
@@ -2677,8 +3621,162 @@
           <w:lang w:val="nb-NO"/>
         </w:rPr>
         <w:lastRenderedPageBreak/>
-        <w:t>Kami sebagai Penerima/Penanggung Jawab telah membaca, memahami, dan menerima semua ketentuan Perusahaan tersebut.</w:t>
-      </w:r>
+        <w:t>Pihak penerima tidak diperkenankan memindahtangankan, meminjamkan, menjual, mengubah konfigurasi, atau menggunakan barang/peralatan di luar kepentingan pekerjaan tanpa persetujuan</w:t>
+      </w:r>
+      <w:r>
+        <w:rPr>
+          <w:sz w:val="18"/>
+          <w:szCs w:val="18"/>
+          <w:lang w:val="nb-NO"/>
+        </w:rPr>
+        <w:t xml:space="preserve"> </w:t>
+      </w:r>
+      <w:r>
+        <w:rPr>
+          <w:sz w:val="18"/>
+          <w:szCs w:val="18"/>
+          <w:lang w:val="nb-NO"/>
+        </w:rPr>
+        <w:t>Perusahaan atau fungsi yang berwenang.</w:t>
+      </w:r>
+    </w:p>
+    <w:p>
+      <w:pPr>
+        <w:pStyle w:val="ListParagraph"/>
+        <w:spacing w:after="120" w:line="276" w:lineRule="auto"/>
+        <w:ind w:left="360"/>
+        <w:jc w:val="both"/>
+        <w:rPr>
+          <w:sz w:val="18"/>
+          <w:szCs w:val="18"/>
+          <w:lang w:val="nb-NO"/>
+        </w:rPr>
+      </w:pPr>
+    </w:p>
+    <w:p>
+      <w:pPr>
+        <w:pStyle w:val="ListParagraph"/>
+        <w:numPr>
+          <w:ilvl w:val="0"/>
+          <w:numId w:val="1"/>
+        </w:numPr>
+        <w:spacing w:after="120" w:line="276" w:lineRule="auto"/>
+        <w:ind w:left="360" w:hanging="180"/>
+        <w:jc w:val="both"/>
+        <w:rPr>
+          <w:bCs/>
+          <w:sz w:val="18"/>
+          <w:szCs w:val="18"/>
+          <w:lang w:val="nb-NO"/>
+        </w:rPr>
+      </w:pPr>
+      <w:r>
+        <w:rPr>
+          <w:bCs/>
+          <w:sz w:val="18"/>
+          <w:szCs w:val="18"/>
+          <w:lang w:val="nb-NO"/>
+        </w:rPr>
+        <w:t xml:space="preserve">Kami sebagai </w:t>
+      </w:r>
+      <w:r>
+        <w:rPr>
+          <w:bCs/>
+          <w:sz w:val="18"/>
+          <w:szCs w:val="18"/>
+          <w:lang w:val="nb-NO"/>
+        </w:rPr>
+        <w:t>p</w:t>
+      </w:r>
+      <w:r>
+        <w:rPr>
+          <w:bCs/>
+          <w:sz w:val="18"/>
+          <w:szCs w:val="18"/>
+          <w:lang w:val="nb-NO"/>
+        </w:rPr>
+        <w:t>enerima/</w:t>
+      </w:r>
+      <w:r>
+        <w:rPr>
+          <w:bCs/>
+          <w:sz w:val="18"/>
+          <w:szCs w:val="18"/>
+          <w:lang w:val="nb-NO"/>
+        </w:rPr>
+        <w:t>p</w:t>
+      </w:r>
+      <w:r>
+        <w:rPr>
+          <w:bCs/>
+          <w:sz w:val="18"/>
+          <w:szCs w:val="18"/>
+          <w:lang w:val="nb-NO"/>
+        </w:rPr>
+        <w:t xml:space="preserve">enanggung </w:t>
+      </w:r>
+      <w:r>
+        <w:rPr>
+          <w:bCs/>
+          <w:sz w:val="18"/>
+          <w:szCs w:val="18"/>
+          <w:lang w:val="nb-NO"/>
+        </w:rPr>
+        <w:t>j</w:t>
+      </w:r>
+      <w:r>
+        <w:rPr>
+          <w:bCs/>
+          <w:sz w:val="18"/>
+          <w:szCs w:val="18"/>
+          <w:lang w:val="nb-NO"/>
+        </w:rPr>
+        <w:t>awab telah membaca, memahami, dan menerima semua ketentuan Perusahaa</w:t>
+      </w:r>
+      <w:r>
+        <w:rPr>
+          <w:bCs/>
+          <w:sz w:val="18"/>
+          <w:szCs w:val="18"/>
+          <w:lang w:val="nb-NO"/>
+        </w:rPr>
+        <w:t>n</w:t>
+      </w:r>
+      <w:r>
+        <w:rPr>
+          <w:bCs/>
+          <w:sz w:val="18"/>
+          <w:szCs w:val="18"/>
+          <w:lang w:val="nb-NO"/>
+        </w:rPr>
+        <w:t>.</w:t>
+      </w:r>
+    </w:p>
+    <w:p>
+      <w:pPr>
+        <w:pStyle w:val="ListParagraph"/>
+        <w:spacing w:after="120" w:line="276" w:lineRule="auto"/>
+        <w:ind w:left="360"/>
+        <w:jc w:val="both"/>
+        <w:rPr>
+          <w:sz w:val="18"/>
+          <w:szCs w:val="18"/>
+          <w:lang w:val="nb-NO"/>
+        </w:rPr>
+      </w:pPr>
+    </w:p>
+    <w:p>
+      <w:pPr>
+        <w:pStyle w:val="ListParagraph"/>
+        <w:spacing w:after="120" w:line="276" w:lineRule="auto"/>
+        <w:ind w:left="360"/>
+        <w:jc w:val="both"/>
+        <w:rPr>
+          <w:sz w:val="18"/>
+          <w:szCs w:val="18"/>
+          <w:lang w:val="nb-NO"/>
+        </w:rPr>
+      </w:pPr>
     </w:p>
     <w:p>
       <w:pPr>
@@ -2748,25 +3846,25 @@
           <w:p>
             <w:pPr>
               <w:pStyle w:val="ListParagraph"/>
-              <w:ind w:left="0"/>
               <w:rPr>
                 <w:noProof/>
                 <w:sz w:val="18"/>
                 <w:szCs w:val="18"/>
                 <w:lang w:val="nb-NO"/>
               </w:rPr>
+              <w:jc w:val="center"/>
             </w:pPr>
           </w:p>
           <w:p>
             <w:pPr>
               <w:pStyle w:val="ListParagraph"/>
-              <w:ind w:left="0"/>
               <w:rPr>
                 <w:noProof/>
                 <w:sz w:val="18"/>
                 <w:szCs w:val="18"/>
                 <w:lang w:val="nb-NO"/>
               </w:rPr>
+              <w:jc w:val="center"/>
             </w:pPr>
             <w:r>
               <w:rPr>
@@ -2786,25 +3884,25 @@
           <w:p>
             <w:pPr>
               <w:pStyle w:val="ListParagraph"/>
-              <w:ind w:left="0"/>
               <w:rPr>
                 <w:noProof/>
                 <w:sz w:val="18"/>
                 <w:szCs w:val="18"/>
                 <w:lang w:val="nb-NO"/>
               </w:rPr>
+              <w:jc w:val="center"/>
             </w:pPr>
           </w:p>
           <w:p>
             <w:pPr>
               <w:pStyle w:val="ListParagraph"/>
-              <w:ind w:left="0"/>
               <w:rPr>
                 <w:noProof/>
                 <w:sz w:val="18"/>
                 <w:szCs w:val="18"/>
                 <w:lang w:val="nb-NO"/>
               </w:rPr>
+              <w:jc w:val="center"/>
             </w:pPr>
             <w:r>
               <w:rPr>
@@ -2819,13 +3917,13 @@
           <w:p>
             <w:pPr>
               <w:pStyle w:val="ListParagraph"/>
-              <w:ind w:left="0"/>
               <w:rPr>
                 <w:noProof/>
                 <w:sz w:val="18"/>
                 <w:szCs w:val="18"/>
                 <w:lang w:val="nb-NO"/>
               </w:rPr>
+              <w:jc w:val="center"/>
             </w:pPr>
             <w:r>
               <w:rPr>
@@ -2834,7 +3932,7 @@
                 <w:szCs w:val="18"/>
                 <w:lang w:val="nb-NO"/>
               </w:rPr>
-              <w:t>Inspector II Reliability</w:t>
+              <w:t>Jr Officer I Operation Delivery</w:t>
             </w:r>
             <w:r>
               <w:rPr>
@@ -2863,13 +3961,13 @@
           <w:p>
             <w:pPr>
               <w:pStyle w:val="ListParagraph"/>
-              <w:ind w:left="0"/>
               <w:rPr>
                 <w:noProof/>
                 <w:sz w:val="18"/>
                 <w:szCs w:val="18"/>
                 <w:lang w:val="nb-NO"/>
               </w:rPr>
+              <w:jc w:val="center"/>
             </w:pPr>
             <w:r>
               <w:rPr>
@@ -2878,19 +3976,19 @@
                 <w:szCs w:val="18"/>
                 <w:lang w:val="nb-NO"/>
               </w:rPr>
-              <w:t>Palembang, 29 Juni 2026</w:t>
+              <w:t>Palembang, 08 Juli 2026</w:t>
             </w:r>
           </w:p>
           <w:p>
             <w:pPr>
               <w:pStyle w:val="ListParagraph"/>
-              <w:ind w:left="0"/>
               <w:rPr>
                 <w:noProof/>
                 <w:sz w:val="18"/>
                 <w:szCs w:val="18"/>
                 <w:lang w:val="nb-NO"/>
               </w:rPr>
+              <w:jc w:val="center"/>
             </w:pPr>
             <w:r>
               <w:rPr>
@@ -2905,13 +4003,13 @@
           <w:p>
             <w:pPr>
               <w:pStyle w:val="ListParagraph"/>
-              <w:ind w:left="0"/>
               <w:rPr>
                 <w:noProof/>
                 <w:sz w:val="18"/>
                 <w:szCs w:val="18"/>
                 <w:lang w:val="nb-NO"/>
               </w:rPr>
+              <w:jc w:val="center"/>
             </w:pPr>
           </w:p>
         </w:tc>
@@ -2923,140 +4021,16 @@
           </w:tcPr>
           <w:p>
             <w:pPr>
-              <w:pStyle w:val="ListParagraph"/>
               <w:ind w:left="0"/>
-              <w:rPr>
-                <w:sz w:val="18"/>
-                <w:szCs w:val="18"/>
-                <w:u w:val="single"/>
-                <w:lang w:val="nb-NO"/>
-              </w:rPr>
-            </w:pPr>
-            <w:r>
-              <w:rPr>
-                <w:color w:val="FFFFFF"/>
-              </w:rPr>
-              <w:t>{{SIG_MENYERAHKAN}}</w:t>
-            </w:r>
-          </w:p>
-          <w:p>
-            <w:pPr>
-              <w:pStyle w:val="ListParagraph"/>
-              <w:ind w:left="0"/>
-              <w:rPr>
-                <w:b/>
-                <w:bCs/>
-                <w:noProof/>
-                <w:sz w:val="18"/>
-                <w:szCs w:val="18"/>
-                <w:u w:val="single"/>
-                <w:lang w:val="nb-NO"/>
-              </w:rPr>
-            </w:pPr>
-            <w:r>
-              <w:rPr>
-                <w:sz w:val="18"/>
-                <w:szCs w:val="18"/>
-                <w:u w:val="single"/>
-                <w:lang w:val="nb-NO"/>
-              </w:rPr>
-              <w:t>-</w:t>
-            </w:r>
-          </w:p>
-        </w:tc>
-        <w:tc>
-          <w:tcPr>
-            <w:tcW w:w="3087" w:type="dxa"/>
-          </w:tcPr>
-          <w:p>
-            <w:pPr>
-              <w:pStyle w:val="ListParagraph"/>
-              <w:ind w:left="0"/>
-              <w:rPr>
-                <w:sz w:val="18"/>
-                <w:szCs w:val="18"/>
-                <w:u w:val="single"/>
-                <w:lang w:val="nb-NO"/>
-              </w:rPr>
-            </w:pPr>
-            <w:r>
-              <w:rPr>
-                <w:color w:val="FFFFFF"/>
-              </w:rPr>
-              <w:t>{{SIG_</w:t>
-            </w:r>
-            <w:r>
-              <w:rPr>
-                <w:color w:val="FFFFFF"/>
-              </w:rPr>
-              <w:t>REVIEWER</w:t>
-            </w:r>
-            <w:r>
-              <w:rPr>
-                <w:color w:val="FFFFFF"/>
-              </w:rPr>
-              <w:t>}}</w:t>
-            </w:r>
-          </w:p>
-          <w:p>
-            <w:pPr>
-              <w:pStyle w:val="ListParagraph"/>
-              <w:ind w:left="0"/>
-              <w:rPr>
-                <w:b/>
-                <w:bCs/>
-                <w:noProof/>
-                <w:sz w:val="18"/>
-                <w:szCs w:val="18"/>
-                <w:u w:val="single"/>
-                <w:lang w:val="nb-NO"/>
-              </w:rPr>
-            </w:pPr>
-            <w:r>
-              <w:rPr>
-                <w:sz w:val="18"/>
-                <w:szCs w:val="18"/>
-                <w:u w:val="single"/>
-                <w:lang w:val="nb-NO"/>
-              </w:rPr>
-              <w:t>Reed Richard</w:t>
-            </w:r>
-            <w:r>
-              <w:rPr>
-                <w:sz w:val="18"/>
-                <w:szCs w:val="18"/>
-                <w:u w:val="single"/>
-                <w:lang w:val="nb-NO"/>
-              </w:rPr>
-              <w:t/>
-            </w:r>
-            <w:r>
-              <w:rPr>
-                <w:sz w:val="18"/>
-                <w:szCs w:val="18"/>
-                <w:u w:val="single"/>
-                <w:lang w:val="nb-NO"/>
-              </w:rPr>
-              <w:t/>
-            </w:r>
-          </w:p>
-        </w:tc>
-        <w:tc>
-          <w:tcPr>
-            <w:tcW w:w="3085" w:type="dxa"/>
-          </w:tcPr>
-          <w:p>
-            <w:pPr>
-              <w:ind w:left="0"/>
-              <w:jc w:val="left"/>
-              <w:spacing w:after="480"/>
+              <w:jc w:val="center"/>
+              <w:spacing w:after="20"/>
             </w:pPr>
             <w:r>
               <w:drawing>
                 <wp:inline distT="0" distB="0" distL="0" distR="0">
-                  <wp:extent cx="1778000" cy="592666"/>
+                  <wp:extent cx="1778000" cy="879110"/>
                   <wp:effectExtent l="0" t="0" r="0" b="0"/>
-                  <wp:docPr id="500" name="signature"/>
+                  <wp:docPr id="40316" name="signature"/>
                   <wp:cNvGraphicFramePr>
                     <a:graphicFrameLocks noChangeAspect="1"/>
                   </wp:cNvGraphicFramePr>
@@ -3064,11 +4038,11 @@
                     <a:graphicData uri="http://schemas.openxmlformats.org/drawingml/2006/picture">
                       <pic:pic>
                         <pic:nvPicPr>
-                          <pic:cNvPr id="0" name="sig.png"/>
+                          <pic:cNvPr id="40317" name="sig.png"/>
                           <pic:cNvPicPr/>
                         </pic:nvPicPr>
                         <pic:blipFill>
-                          <a:blip r:embed="R75985ad4b4964b5e"/>
+                          <a:blip r:embed="Rc02e9a2cee094a6e"/>
                           <a:stretch>
                             <a:fillRect/>
                           </a:stretch>
@@ -3076,7 +4050,7 @@
                         <pic:spPr>
                           <a:xfrm>
                             <a:off x="0" y="0"/>
-                            <a:ext cx="1778000" cy="592666"/>
+                            <a:ext cx="1778000" cy="879110"/>
                           </a:xfrm>
                           <a:prstGeom prst="rect">
                             <a:avLst/>
@@ -3092,7 +4066,7 @@
           <w:p>
             <w:pPr>
               <w:pStyle w:val="ListParagraph"/>
-              <w:ind w:left="0"/>
+              <w:jc w:val="center"/>
               <w:rPr>
                 <w:b/>
                 <w:bCs/>
@@ -3110,26 +4084,130 @@
                 <w:u w:val="single"/>
                 <w:lang w:val="nb-NO"/>
               </w:rPr>
-              <w:t>Andika</w:t>
+              <w:t>daredevil</w:t>
+            </w:r>
+          </w:p>
+        </w:tc>
+        <w:tc>
+          <w:tcPr>
+            <w:tcW w:w="3087" w:type="dxa"/>
+          </w:tcPr>
+          <w:p>
+            <w:pPr>
+              <w:pStyle w:val="ListParagraph"/>
+              <w:rPr>
+                <w:sz w:val="18"/>
+                <w:szCs w:val="18"/>
+                <w:u w:val="single"/>
+                <w:lang w:val="nb-NO"/>
+              </w:rPr>
+              <w:jc w:val="center"/>
+            </w:pPr>
+            <w:r>
+              <w:rPr>
+                <w:color w:val="FFFFFF"/>
+              </w:rPr>
+              <w:t>{{SIG_</w:t>
+            </w:r>
+            <w:r>
+              <w:rPr>
+                <w:color w:val="FFFFFF"/>
+              </w:rPr>
+              <w:t>REVIEWER</w:t>
+            </w:r>
+            <w:r>
+              <w:rPr>
+                <w:color w:val="FFFFFF"/>
+              </w:rPr>
+              <w:t>}}</w:t>
+            </w:r>
+          </w:p>
+          <w:p>
+            <w:pPr>
+              <w:pStyle w:val="ListParagraph"/>
+              <w:jc w:val="center"/>
+              <w:rPr>
+                <w:b/>
+                <w:bCs/>
+                <w:noProof/>
+                <w:sz w:val="18"/>
+                <w:szCs w:val="18"/>
+                <w:u w:val="single"/>
+                <w:lang w:val="nb-NO"/>
+              </w:rPr>
+            </w:pPr>
+            <w:r>
+              <w:rPr>
+                <w:sz w:val="18"/>
+                <w:szCs w:val="18"/>
+                <w:u w:val="single"/>
+                <w:lang w:val="nb-NO"/>
+              </w:rPr>
+              <w:t>Romi Aprilian Mustafa</w:t>
+            </w:r>
+            <w:r>
+              <w:rPr>
+                <w:sz w:val="18"/>
+                <w:szCs w:val="18"/>
+                <w:u w:val="single"/>
+                <w:lang w:val="nb-NO"/>
+              </w:rPr>
+              <w:t/>
+            </w:r>
+            <w:r>
+              <w:rPr>
+                <w:sz w:val="18"/>
+                <w:szCs w:val="18"/>
+                <w:u w:val="single"/>
+                <w:lang w:val="nb-NO"/>
+              </w:rPr>
+              <w:t/>
+            </w:r>
+          </w:p>
+        </w:tc>
+        <w:tc>
+          <w:tcPr>
+            <w:tcW w:w="3085" w:type="dxa"/>
+          </w:tcPr>
+          <w:p>
+            <w:pPr>
+              <w:pStyle w:val="ListParagraph"/>
+              <w:jc w:val="center"/>
+            </w:pPr>
+            <w:r>
+              <w:rPr>
+                <w:color w:val="FFFFFF"/>
+              </w:rPr>
+              <w:t>{{SIG_PJ}}</w:t>
+            </w:r>
+          </w:p>
+          <w:p>
+            <w:pPr>
+              <w:pStyle w:val="ListParagraph"/>
+              <w:jc w:val="center"/>
+              <w:rPr>
+                <w:b/>
+                <w:bCs/>
+                <w:noProof/>
+                <w:sz w:val="18"/>
+                <w:szCs w:val="18"/>
+                <w:u w:val="single"/>
+                <w:lang w:val="nb-NO"/>
+              </w:rPr>
+            </w:pPr>
+            <w:r>
+              <w:rPr>
+                <w:sz w:val="18"/>
+                <w:szCs w:val="18"/>
+                <w:u w:val="single"/>
+                <w:lang w:val="nb-NO"/>
+              </w:rPr>
+              <w:t>Bruce Wayne</w:t>
             </w:r>
           </w:p>
         </w:tc>
       </w:tr>
     </w:tbl>
-    <w:p>
-      <w:pPr>
-        <w:spacing w:after="160" w:line="278" w:lineRule="auto"/>
-        <w:rPr>
-          <w:lang w:val="nb-NO"/>
-        </w:rPr>
-      </w:pPr>
-      <w:r>
-        <w:rPr>
-          <w:lang w:val="nb-NO"/>
-        </w:rPr>
-        <w:br w:type="page"/>
-      </w:r>
-    </w:p>
     <w:sectPr>
       <w:pgSz w:w="11906" w:h="16838" w:code="9"/>
       <w:pgMar w:top="1134" w:right="1134" w:bottom="1134" w:left="1134" w:header="720" w:footer="720" w:gutter="0"/>
@@ -3143,6 +4221,227 @@
 <file path=word/numbering.xml><?xml version="1.0" encoding="utf-8"?>
 <w:numbering xmlns:wpc="http://schemas.microsoft.com/office/word/2010/wordprocessingCanvas" xmlns:cx="http://schemas.microsoft.com/office/drawing/2014/chartex" xmlns:cx1="http://schemas.microsoft.com/office/drawing/2015/9/8/chartex" xmlns:cx2="http://schemas.microsoft.com/office/drawing/2015/10/21/chartex" xmlns:cx3="http://schemas.microsoft.com/office/drawing/2016/5/9/chartex" xmlns:cx4="http://schemas.microsoft.com/office/drawing/2016/5/10/chartex" xmlns:cx5="http://schemas.microsoft.com/office/drawing/2016/5/11/chartex" xmlns:cx6="http://schemas.microsoft.com/office/drawing/2016/5/12/chartex" xmlns:cx7="http://schemas.microsoft.com/office/drawing/2016/5/13/chartex" xmlns:cx8="http://schemas.microsoft.com/office/drawing/2016/5/14/chartex" xmlns:mc="http://schemas.openxmlformats.org/markup-compatibility/2006" xmlns:aink="http://schemas.microsoft.com/office/drawing/2016/ink" xmlns:am3d="http://schemas.microsoft.com/office/drawing/2017/model3d" xmlns:o="urn:schemas-microsoft-com:office:office" xmlns:oel="http://schemas.microsoft.com/office/2019/extlst" xmlns:r="http://schemas.openxmlformats.org/officeDocument/2006/relationships" xmlns:m="http://schemas.openxmlformats.org/officeDocument/2006/math" xmlns:v="urn:schemas-microsoft-com:vml" xmlns:wp14="http://schemas.microsoft.com/office/word/2010/wordprocessingDrawing" xmlns:wp="http://schemas.openxmlformats.org/drawingml/2006/wordprocessingDrawing" xmlns:w10="urn:schemas-microsoft-com:office:word" xmlns:w="http://schemas.openxmlformats.org/wordprocessingml/2006/main" xmlns:w14="http://schemas.microsoft.com/office/word/2010/wordml" xmlns:w15="http://schemas.microsoft.com/office/word/2012/wordml" xmlns:w16cex="http://schemas.microsoft.com/office/word/2018/wordml/cex" xmlns:w16cid="http://schemas.microsoft.com/office/word/2016/wordml/cid" xmlns:w16="http://schemas.microsoft.com/office/word/2018/wordml" xmlns:w16du="http://schemas.microsoft.com/office/word/2023/wordml/word16du" xmlns:w16sdtdh="http://schemas.microsoft.com/office/word/2020/wordml/sdtdatahash" xmlns:w16sdtfl="http://schemas.microsoft.com/office/word/2024/wordml/sdtformatlock" xmlns:w16se="http://schemas.microsoft.com/office/word/2015/wordml/symex" xmlns:wpg="http://schemas.microsoft.com/office/word/2010/wordprocessingGroup" xmlns:wpi="http://schemas.microsoft.com/office/word/2010/wordprocessingInk" xmlns:wne="http://schemas.microsoft.com/office/word/2006/wordml" xmlns:wps="http://schemas.microsoft.com/office/word/2010/wordprocessingShape" mc:Ignorable="w14 w15 w16se w16cid w16 w16cex w16sdtdh w16sdtfl w16du wp14">
   <w:abstractNum w:abstractNumId="0" w15:restartNumberingAfterBreak="0">
+    <w:nsid w:val="07B846C9"/>
+    <w:multiLevelType w:val="hybridMultilevel"/>
+    <w:tmpl w:val="7B5038A4"/>
+    <w:lvl w:ilvl="0" w:tplc="7390BFB8">
+      <w:start w:val="1"/>
+      <w:numFmt w:val="upperRoman"/>
+      <w:lvlText w:val="%1."/>
+      <w:lvlJc w:val="left"/>
+      <w:pPr>
+        <w:ind w:left="814"/>
+      </w:pPr>
+      <w:rPr>
+        <w:rFonts w:ascii="Arial" w:eastAsia="Arial" w:hAnsi="Arial" w:cs="Arial"/>
+        <w:b/>
+        <w:bCs/>
+        <w:i w:val="0"/>
+        <w:strike w:val="0"/>
+        <w:dstrike w:val="0"/>
+        <w:color w:val="000000"/>
+        <w:sz w:val="20"/>
+        <w:szCs w:val="20"/>
+        <w:u w:val="none" w:color="000000"/>
+        <w:bdr w:val="none" w:sz="0" w:space="0" w:color="auto"/>
+        <w:shd w:val="clear" w:color="auto" w:fill="auto"/>
+        <w:vertAlign w:val="baseline"/>
+      </w:rPr>
+    </w:lvl>
+    <w:lvl w:ilvl="1" w:tplc="987075EC">
+      <w:start w:val="1"/>
+      <w:numFmt w:val="lowerLetter"/>
+      <w:lvlText w:val="%2"/>
+      <w:lvlJc w:val="left"/>
+      <w:pPr>
+        <w:ind w:left="1416"/>
+      </w:pPr>
+      <w:rPr>
+        <w:rFonts w:ascii="Arial" w:eastAsia="Arial" w:hAnsi="Arial" w:cs="Arial"/>
+        <w:b/>
+        <w:bCs/>
+        <w:i w:val="0"/>
+        <w:strike w:val="0"/>
+        <w:dstrike w:val="0"/>
+        <w:color w:val="000000"/>
+        <w:sz w:val="20"/>
+        <w:szCs w:val="20"/>
+        <w:u w:val="none" w:color="000000"/>
+        <w:bdr w:val="none" w:sz="0" w:space="0" w:color="auto"/>
+        <w:shd w:val="clear" w:color="auto" w:fill="auto"/>
+        <w:vertAlign w:val="baseline"/>
+      </w:rPr>
+    </w:lvl>
+    <w:lvl w:ilvl="2" w:tplc="650E2008">
+      <w:start w:val="1"/>
+      <w:numFmt w:val="lowerRoman"/>
+      <w:lvlText w:val="%3"/>
+      <w:lvlJc w:val="left"/>
+      <w:pPr>
+        <w:ind w:left="2136"/>
+      </w:pPr>
+      <w:rPr>
+        <w:rFonts w:ascii="Arial" w:eastAsia="Arial" w:hAnsi="Arial" w:cs="Arial"/>
+        <w:b/>
+        <w:bCs/>
+        <w:i w:val="0"/>
+        <w:strike w:val="0"/>
+        <w:dstrike w:val="0"/>
+        <w:color w:val="000000"/>
+        <w:sz w:val="20"/>
+        <w:szCs w:val="20"/>
+        <w:u w:val="none" w:color="000000"/>
+        <w:bdr w:val="none" w:sz="0" w:space="0" w:color="auto"/>
+        <w:shd w:val="clear" w:color="auto" w:fill="auto"/>
+        <w:vertAlign w:val="baseline"/>
+      </w:rPr>
+    </w:lvl>
+    <w:lvl w:ilvl="3" w:tplc="4C40BB4C">
+      <w:start w:val="1"/>
+      <w:numFmt w:val="decimal"/>
+      <w:lvlText w:val="%4"/>
+      <w:lvlJc w:val="left"/>
+      <w:pPr>
+        <w:ind w:left="2856"/>
+      </w:pPr>
+      <w:rPr>
+        <w:rFonts w:ascii="Arial" w:eastAsia="Arial" w:hAnsi="Arial" w:cs="Arial"/>
+        <w:b/>
+        <w:bCs/>
+        <w:i w:val="0"/>
+        <w:strike w:val="0"/>
+        <w:dstrike w:val="0"/>
+        <w:color w:val="000000"/>
+        <w:sz w:val="20"/>
+        <w:szCs w:val="20"/>
+        <w:u w:val="none" w:color="000000"/>
+        <w:bdr w:val="none" w:sz="0" w:space="0" w:color="auto"/>
+        <w:shd w:val="clear" w:color="auto" w:fill="auto"/>
+        <w:vertAlign w:val="baseline"/>
+      </w:rPr>
+    </w:lvl>
+    <w:lvl w:ilvl="4" w:tplc="F266C106">
+      <w:start w:val="1"/>
+      <w:numFmt w:val="lowerLetter"/>
+      <w:lvlText w:val="%5"/>
+      <w:lvlJc w:val="left"/>
+      <w:pPr>
+        <w:ind w:left="3576"/>
+      </w:pPr>
+      <w:rPr>
+        <w:rFonts w:ascii="Arial" w:eastAsia="Arial" w:hAnsi="Arial" w:cs="Arial"/>
+        <w:b/>
+        <w:bCs/>
+        <w:i w:val="0"/>
+        <w:strike w:val="0"/>
+        <w:dstrike w:val="0"/>
+        <w:color w:val="000000"/>
+        <w:sz w:val="20"/>
+        <w:szCs w:val="20"/>
+        <w:u w:val="none" w:color="000000"/>
+        <w:bdr w:val="none" w:sz="0" w:space="0" w:color="auto"/>
+        <w:shd w:val="clear" w:color="auto" w:fill="auto"/>
+        <w:vertAlign w:val="baseline"/>
+      </w:rPr>
+    </w:lvl>
+    <w:lvl w:ilvl="5" w:tplc="A27E6CCA">
+      <w:start w:val="1"/>
+      <w:numFmt w:val="lowerRoman"/>
+      <w:lvlText w:val="%6"/>
+      <w:lvlJc w:val="left"/>
+      <w:pPr>
+        <w:ind w:left="4296"/>
+      </w:pPr>
+      <w:rPr>
+        <w:rFonts w:ascii="Arial" w:eastAsia="Arial" w:hAnsi="Arial" w:cs="Arial"/>
+        <w:b/>
+        <w:bCs/>
+        <w:i w:val="0"/>
+        <w:strike w:val="0"/>
+        <w:dstrike w:val="0"/>
+        <w:color w:val="000000"/>
+        <w:sz w:val="20"/>
+        <w:szCs w:val="20"/>
+        <w:u w:val="none" w:color="000000"/>
+        <w:bdr w:val="none" w:sz="0" w:space="0" w:color="auto"/>
+        <w:shd w:val="clear" w:color="auto" w:fill="auto"/>
+        <w:vertAlign w:val="baseline"/>
+      </w:rPr>
+    </w:lvl>
+    <w:lvl w:ilvl="6" w:tplc="20801AF0">
+      <w:start w:val="1"/>
+      <w:numFmt w:val="decimal"/>
+      <w:lvlText w:val="%7"/>
+      <w:lvlJc w:val="left"/>
+      <w:pPr>
+        <w:ind w:left="5016"/>
+      </w:pPr>
+      <w:rPr>
+        <w:rFonts w:ascii="Arial" w:eastAsia="Arial" w:hAnsi="Arial" w:cs="Arial"/>
+        <w:b/>
+        <w:bCs/>
+        <w:i w:val="0"/>
+        <w:strike w:val="0"/>
+        <w:dstrike w:val="0"/>
+        <w:color w:val="000000"/>
+        <w:sz w:val="20"/>
+        <w:szCs w:val="20"/>
+        <w:u w:val="none" w:color="000000"/>
+        <w:bdr w:val="none" w:sz="0" w:space="0" w:color="auto"/>
+        <w:shd w:val="clear" w:color="auto" w:fill="auto"/>
+        <w:vertAlign w:val="baseline"/>
+      </w:rPr>
+    </w:lvl>
+    <w:lvl w:ilvl="7" w:tplc="C80CF35C">
+      <w:start w:val="1"/>
+      <w:numFmt w:val="lowerLetter"/>
+      <w:lvlText w:val="%8"/>
+      <w:lvlJc w:val="left"/>
+      <w:pPr>
+        <w:ind w:left="5736"/>
+      </w:pPr>
+      <w:rPr>
+        <w:rFonts w:ascii="Arial" w:eastAsia="Arial" w:hAnsi="Arial" w:cs="Arial"/>
+        <w:b/>
+        <w:bCs/>
+        <w:i w:val="0"/>
+        <w:strike w:val="0"/>
+        <w:dstrike w:val="0"/>
+        <w:color w:val="000000"/>
+        <w:sz w:val="20"/>
+        <w:szCs w:val="20"/>
+        <w:u w:val="none" w:color="000000"/>
+        <w:bdr w:val="none" w:sz="0" w:space="0" w:color="auto"/>
+        <w:shd w:val="clear" w:color="auto" w:fill="auto"/>
+        <w:vertAlign w:val="baseline"/>
+      </w:rPr>
+    </w:lvl>
+    <w:lvl w:ilvl="8" w:tplc="B62A0FAE">
+      <w:start w:val="1"/>
+      <w:numFmt w:val="lowerRoman"/>
+      <w:lvlText w:val="%9"/>
+      <w:lvlJc w:val="left"/>
+      <w:pPr>
+        <w:ind w:left="6456"/>
+      </w:pPr>
+      <w:rPr>
+        <w:rFonts w:ascii="Arial" w:eastAsia="Arial" w:hAnsi="Arial" w:cs="Arial"/>
+        <w:b/>
+        <w:bCs/>
+        <w:i w:val="0"/>
+        <w:strike w:val="0"/>
+        <w:dstrike w:val="0"/>
+        <w:color w:val="000000"/>
+        <w:sz w:val="20"/>
+        <w:szCs w:val="20"/>
+        <w:u w:val="none" w:color="000000"/>
+        <w:bdr w:val="none" w:sz="0" w:space="0" w:color="auto"/>
+        <w:shd w:val="clear" w:color="auto" w:fill="auto"/>
+        <w:vertAlign w:val="baseline"/>
+      </w:rPr>
+    </w:lvl>
+  </w:abstractNum>
+  <w:abstractNum w:abstractNumId="1" w15:restartNumberingAfterBreak="0">
     <w:nsid w:val="23720D96"/>
     <w:multiLevelType w:val="hybridMultilevel"/>
     <w:tmpl w:val="AF82BDEC"/>
@@ -3229,6 +4528,9 @@
     </w:lvl>
   </w:abstractNum>
   <w:num w:numId="1" w16cid:durableId="222570238">
+    <w:abstractNumId w:val="1"/>
+  </w:num>
+  <w:num w:numId="2" w16cid:durableId="846092921">
     <w:abstractNumId w:val="0"/>
   </w:num>
 </w:numbering>
